--- a/tfl/tables/T-DV-01.docx
+++ b/tfl/tables/T-DV-01.docx
@@ -791,7 +791,7 @@
                 <w:szCs w:val="18"/>
                 <w:color w:val="000000"/>
               </w:rPr>
-              <w:t xml:space="preserve">0 (0.0)</w:t>
+              <w:t xml:space="preserve">17 (7.6)</w:t>
             </w:r>
           </w:p>
         </w:tc>
@@ -846,7 +846,7 @@
                 <w:szCs w:val="18"/>
                 <w:color w:val="000000"/>
               </w:rPr>
-              <w:t xml:space="preserve">1 (0.4)</w:t>
+              <w:t xml:space="preserve">21 (9.3)</w:t>
             </w:r>
           </w:p>
         </w:tc>
@@ -901,7 +901,7 @@
                 <w:szCs w:val="18"/>
                 <w:color w:val="000000"/>
               </w:rPr>
-              <w:t xml:space="preserve">1 (0.2)</w:t>
+              <w:t xml:space="preserve">38 (8.4)</w:t>
             </w:r>
           </w:p>
         </w:tc>
@@ -1016,7 +1016,7 @@
                 <w:szCs w:val="18"/>
                 <w:color w:val="000000"/>
               </w:rPr>
-              <w:t xml:space="preserve">0 (0.0)</w:t>
+              <w:t xml:space="preserve">78 (34.7)</w:t>
             </w:r>
           </w:p>
         </w:tc>
@@ -1071,7 +1071,7 @@
                 <w:szCs w:val="18"/>
                 <w:color w:val="000000"/>
               </w:rPr>
-              <w:t xml:space="preserve">0 (0.0)</w:t>
+              <w:t xml:space="preserve">90 (40.0)</w:t>
             </w:r>
           </w:p>
         </w:tc>
@@ -1126,7 +1126,7 @@
                 <w:szCs w:val="18"/>
                 <w:color w:val="000000"/>
               </w:rPr>
-              <w:t xml:space="preserve">0 (0.0)</w:t>
+              <w:t xml:space="preserve">168 (37.3)</w:t>
             </w:r>
           </w:p>
         </w:tc>
@@ -1363,6 +1363,1806 @@
         <w:tc>
           <w:tcPr>
             <w:tcBorders>
+              <w:bottom w:val="single" w:sz="3" w:space="0" w:color="CCCCCC"/>
+              <w:top w:val="single" w:sz="3" w:space="0" w:color="CCCCCC"/>
+              <w:left w:val="single" w:sz="8" w:space="0" w:color="666666"/>
+              <w:right w:val="single" w:sz="3" w:space="0" w:color="CCCCCC"/>
+            </w:tcBorders>
+            <w:shd w:val="clear" w:color="auto" w:fill="FFFFFF"/>
+            <w:tcMar>
+              <w:top w:w="0" w:type="dxa"/>
+              <w:bottom w:w="0" w:type="dxa"/>
+              <w:left w:w="0" w:type="dxa"/>
+              <w:right w:w="0" w:type="dxa"/>
+            </w:tcMar>
+            <w:vAlign w:val="center"/>
+          </w:tcPr>
+          <w:p>
+            <w:pPr>
+              <w:pStyle w:val="Normal"/>
+              <w:jc w:val="left"/>
+              <w:pBdr>
+                <w:bottom w:val="none" w:sz="0" w:space="0" w:color="000000"/>
+                <w:top w:val="none" w:sz="0" w:space="0" w:color="000000"/>
+                <w:left w:val="none" w:sz="0" w:space="0" w:color="000000"/>
+                <w:right w:val="none" w:sz="0" w:space="0" w:color="000000"/>
+              </w:pBdr>
+              <w:spacing w:after="40" w:before="40" w:line="240"/>
+              <w:ind w:left="300" w:right="100" w:firstLine="0" w:firstLineChars="0"/>
+              <w:rPr>
+                <w:rFonts w:ascii="Arial" w:hAnsi="Arial" w:eastAsia="Arial" w:cs="Arial"/>
+                <w:i w:val="false"/>
+                <w:b w:val="false"/>
+                <w:u w:val="none"/>
+                <w:strike w:val="false"/>
+                <w:sz w:val="18"/>
+                <w:szCs w:val="18"/>
+                <w:color w:val="000000"/>
+              </w:rPr>
+            </w:pPr>
+            <w:r>
+              <w:rPr>
+                <w:rFonts w:ascii="Arial" w:hAnsi="Arial" w:eastAsia="Arial" w:cs="Arial"/>
+                <w:i w:val="false"/>
+                <w:b w:val="false"/>
+                <w:u w:val="none"/>
+                <w:strike w:val="false"/>
+                <w:sz w:val="18"/>
+                <w:szCs w:val="18"/>
+                <w:color w:val="000000"/>
+              </w:rPr>
+              <w:t xml:space="preserve">  VISIT WINDOW VIOLATION</w:t>
+            </w:r>
+          </w:p>
+        </w:tc>
+        <w:tc>
+          <w:tcPr>
+            <w:tcBorders>
+              <w:bottom w:val="single" w:sz="3" w:space="0" w:color="CCCCCC"/>
+              <w:top w:val="single" w:sz="3" w:space="0" w:color="CCCCCC"/>
+              <w:left w:val="single" w:sz="3" w:space="0" w:color="CCCCCC"/>
+              <w:right w:val="single" w:sz="3" w:space="0" w:color="CCCCCC"/>
+            </w:tcBorders>
+            <w:shd w:val="clear" w:color="auto" w:fill="FFFFFF"/>
+            <w:tcMar>
+              <w:top w:w="0" w:type="dxa"/>
+              <w:bottom w:w="0" w:type="dxa"/>
+              <w:left w:w="0" w:type="dxa"/>
+              <w:right w:w="0" w:type="dxa"/>
+            </w:tcMar>
+            <w:vAlign w:val="center"/>
+          </w:tcPr>
+          <w:p>
+            <w:pPr>
+              <w:pStyle w:val="Normal"/>
+              <w:jc w:val="center"/>
+              <w:pBdr>
+                <w:bottom w:val="none" w:sz="0" w:space="0" w:color="000000"/>
+                <w:top w:val="none" w:sz="0" w:space="0" w:color="000000"/>
+                <w:left w:val="none" w:sz="0" w:space="0" w:color="000000"/>
+                <w:right w:val="none" w:sz="0" w:space="0" w:color="000000"/>
+              </w:pBdr>
+              <w:spacing w:after="40" w:before="40" w:line="240"/>
+              <w:ind w:left="100" w:right="100" w:firstLine="0" w:firstLineChars="0"/>
+              <w:rPr>
+                <w:rFonts w:ascii="Arial" w:hAnsi="Arial" w:eastAsia="Arial" w:cs="Arial"/>
+                <w:i w:val="false"/>
+                <w:b w:val="false"/>
+                <w:u w:val="none"/>
+                <w:strike w:val="false"/>
+                <w:sz w:val="18"/>
+                <w:szCs w:val="18"/>
+                <w:color w:val="000000"/>
+              </w:rPr>
+            </w:pPr>
+            <w:r>
+              <w:rPr>
+                <w:rFonts w:ascii="Arial" w:hAnsi="Arial" w:eastAsia="Arial" w:cs="Arial"/>
+                <w:i w:val="false"/>
+                <w:b w:val="false"/>
+                <w:u w:val="none"/>
+                <w:strike w:val="false"/>
+                <w:sz w:val="18"/>
+                <w:szCs w:val="18"/>
+                <w:color w:val="000000"/>
+              </w:rPr>
+              <w:t xml:space="preserve">63 (28.0)</w:t>
+            </w:r>
+          </w:p>
+        </w:tc>
+        <w:tc>
+          <w:tcPr>
+            <w:tcBorders>
+              <w:bottom w:val="single" w:sz="3" w:space="0" w:color="CCCCCC"/>
+              <w:top w:val="single" w:sz="3" w:space="0" w:color="CCCCCC"/>
+              <w:left w:val="single" w:sz="3" w:space="0" w:color="CCCCCC"/>
+              <w:right w:val="single" w:sz="3" w:space="0" w:color="CCCCCC"/>
+            </w:tcBorders>
+            <w:shd w:val="clear" w:color="auto" w:fill="FFFFFF"/>
+            <w:tcMar>
+              <w:top w:w="0" w:type="dxa"/>
+              <w:bottom w:w="0" w:type="dxa"/>
+              <w:left w:w="0" w:type="dxa"/>
+              <w:right w:w="0" w:type="dxa"/>
+            </w:tcMar>
+            <w:vAlign w:val="center"/>
+          </w:tcPr>
+          <w:p>
+            <w:pPr>
+              <w:pStyle w:val="Normal"/>
+              <w:jc w:val="center"/>
+              <w:pBdr>
+                <w:bottom w:val="none" w:sz="0" w:space="0" w:color="000000"/>
+                <w:top w:val="none" w:sz="0" w:space="0" w:color="000000"/>
+                <w:left w:val="none" w:sz="0" w:space="0" w:color="000000"/>
+                <w:right w:val="none" w:sz="0" w:space="0" w:color="000000"/>
+              </w:pBdr>
+              <w:spacing w:after="40" w:before="40" w:line="240"/>
+              <w:ind w:left="100" w:right="100" w:firstLine="0" w:firstLineChars="0"/>
+              <w:rPr>
+                <w:rFonts w:ascii="Arial" w:hAnsi="Arial" w:eastAsia="Arial" w:cs="Arial"/>
+                <w:i w:val="false"/>
+                <w:b w:val="false"/>
+                <w:u w:val="none"/>
+                <w:strike w:val="false"/>
+                <w:sz w:val="18"/>
+                <w:szCs w:val="18"/>
+                <w:color w:val="000000"/>
+              </w:rPr>
+            </w:pPr>
+            <w:r>
+              <w:rPr>
+                <w:rFonts w:ascii="Arial" w:hAnsi="Arial" w:eastAsia="Arial" w:cs="Arial"/>
+                <w:i w:val="false"/>
+                <w:b w:val="false"/>
+                <w:u w:val="none"/>
+                <w:strike w:val="false"/>
+                <w:sz w:val="18"/>
+                <w:szCs w:val="18"/>
+                <w:color w:val="000000"/>
+              </w:rPr>
+              <w:t xml:space="preserve">69 (30.7)</w:t>
+            </w:r>
+          </w:p>
+        </w:tc>
+        <w:tc>
+          <w:tcPr>
+            <w:tcBorders>
+              <w:bottom w:val="single" w:sz="3" w:space="0" w:color="CCCCCC"/>
+              <w:top w:val="single" w:sz="3" w:space="0" w:color="CCCCCC"/>
+              <w:left w:val="single" w:sz="3" w:space="0" w:color="CCCCCC"/>
+              <w:right w:val="single" w:sz="8" w:space="0" w:color="666666"/>
+            </w:tcBorders>
+            <w:shd w:val="clear" w:color="auto" w:fill="FFFFFF"/>
+            <w:tcMar>
+              <w:top w:w="0" w:type="dxa"/>
+              <w:bottom w:w="0" w:type="dxa"/>
+              <w:left w:w="0" w:type="dxa"/>
+              <w:right w:w="0" w:type="dxa"/>
+            </w:tcMar>
+            <w:vAlign w:val="center"/>
+          </w:tcPr>
+          <w:p>
+            <w:pPr>
+              <w:pStyle w:val="Normal"/>
+              <w:jc w:val="center"/>
+              <w:pBdr>
+                <w:bottom w:val="none" w:sz="0" w:space="0" w:color="000000"/>
+                <w:top w:val="none" w:sz="0" w:space="0" w:color="000000"/>
+                <w:left w:val="none" w:sz="0" w:space="0" w:color="000000"/>
+                <w:right w:val="none" w:sz="0" w:space="0" w:color="000000"/>
+              </w:pBdr>
+              <w:spacing w:after="40" w:before="40" w:line="240"/>
+              <w:ind w:left="100" w:right="100" w:firstLine="0" w:firstLineChars="0"/>
+              <w:rPr>
+                <w:rFonts w:ascii="Arial" w:hAnsi="Arial" w:eastAsia="Arial" w:cs="Arial"/>
+                <w:i w:val="false"/>
+                <w:b w:val="false"/>
+                <w:u w:val="none"/>
+                <w:strike w:val="false"/>
+                <w:sz w:val="18"/>
+                <w:szCs w:val="18"/>
+                <w:color w:val="000000"/>
+              </w:rPr>
+            </w:pPr>
+            <w:r>
+              <w:rPr>
+                <w:rFonts w:ascii="Arial" w:hAnsi="Arial" w:eastAsia="Arial" w:cs="Arial"/>
+                <w:i w:val="false"/>
+                <w:b w:val="false"/>
+                <w:u w:val="none"/>
+                <w:strike w:val="false"/>
+                <w:sz w:val="18"/>
+                <w:szCs w:val="18"/>
+                <w:color w:val="000000"/>
+              </w:rPr>
+              <w:t xml:space="preserve">132 (29.3)</w:t>
+            </w:r>
+          </w:p>
+        </w:tc>
+      </w:tr>
+      <w:tr>
+        <w:trPr>
+          <w:trHeight w:val="360" w:hRule="auto"/>
+        </w:trPr>
+        <w:tc>
+          <w:tcPr>
+            <w:tcBorders>
+              <w:bottom w:val="single" w:sz="3" w:space="0" w:color="CCCCCC"/>
+              <w:top w:val="single" w:sz="3" w:space="0" w:color="CCCCCC"/>
+              <w:left w:val="single" w:sz="8" w:space="0" w:color="666666"/>
+              <w:right w:val="single" w:sz="3" w:space="0" w:color="CCCCCC"/>
+            </w:tcBorders>
+            <w:shd w:val="clear" w:color="auto" w:fill="FFFFFF"/>
+            <w:tcMar>
+              <w:top w:w="0" w:type="dxa"/>
+              <w:bottom w:w="0" w:type="dxa"/>
+              <w:left w:w="0" w:type="dxa"/>
+              <w:right w:w="0" w:type="dxa"/>
+            </w:tcMar>
+            <w:vAlign w:val="center"/>
+          </w:tcPr>
+          <w:p>
+            <w:pPr>
+              <w:pStyle w:val="Normal"/>
+              <w:jc w:val="left"/>
+              <w:pBdr>
+                <w:bottom w:val="none" w:sz="0" w:space="0" w:color="000000"/>
+                <w:top w:val="none" w:sz="0" w:space="0" w:color="000000"/>
+                <w:left w:val="none" w:sz="0" w:space="0" w:color="000000"/>
+                <w:right w:val="none" w:sz="0" w:space="0" w:color="000000"/>
+              </w:pBdr>
+              <w:spacing w:after="40" w:before="40" w:line="240"/>
+              <w:ind w:left="300" w:right="100" w:firstLine="0" w:firstLineChars="0"/>
+              <w:rPr>
+                <w:rFonts w:ascii="Arial" w:hAnsi="Arial" w:eastAsia="Arial" w:cs="Arial"/>
+                <w:i w:val="false"/>
+                <w:b w:val="false"/>
+                <w:u w:val="none"/>
+                <w:strike w:val="false"/>
+                <w:sz w:val="18"/>
+                <w:szCs w:val="18"/>
+                <w:color w:val="000000"/>
+              </w:rPr>
+            </w:pPr>
+            <w:r>
+              <w:rPr>
+                <w:rFonts w:ascii="Arial" w:hAnsi="Arial" w:eastAsia="Arial" w:cs="Arial"/>
+                <w:i w:val="false"/>
+                <w:b w:val="false"/>
+                <w:u w:val="none"/>
+                <w:strike w:val="false"/>
+                <w:sz w:val="18"/>
+                <w:szCs w:val="18"/>
+                <w:color w:val="000000"/>
+              </w:rPr>
+              <w:t xml:space="preserve">  PROCEDURAL DEVIATION</w:t>
+            </w:r>
+          </w:p>
+        </w:tc>
+        <w:tc>
+          <w:tcPr>
+            <w:tcBorders>
+              <w:bottom w:val="single" w:sz="3" w:space="0" w:color="CCCCCC"/>
+              <w:top w:val="single" w:sz="3" w:space="0" w:color="CCCCCC"/>
+              <w:left w:val="single" w:sz="3" w:space="0" w:color="CCCCCC"/>
+              <w:right w:val="single" w:sz="3" w:space="0" w:color="CCCCCC"/>
+            </w:tcBorders>
+            <w:shd w:val="clear" w:color="auto" w:fill="FFFFFF"/>
+            <w:tcMar>
+              <w:top w:w="0" w:type="dxa"/>
+              <w:bottom w:w="0" w:type="dxa"/>
+              <w:left w:w="0" w:type="dxa"/>
+              <w:right w:w="0" w:type="dxa"/>
+            </w:tcMar>
+            <w:vAlign w:val="center"/>
+          </w:tcPr>
+          <w:p>
+            <w:pPr>
+              <w:pStyle w:val="Normal"/>
+              <w:jc w:val="center"/>
+              <w:pBdr>
+                <w:bottom w:val="none" w:sz="0" w:space="0" w:color="000000"/>
+                <w:top w:val="none" w:sz="0" w:space="0" w:color="000000"/>
+                <w:left w:val="none" w:sz="0" w:space="0" w:color="000000"/>
+                <w:right w:val="none" w:sz="0" w:space="0" w:color="000000"/>
+              </w:pBdr>
+              <w:spacing w:after="40" w:before="40" w:line="240"/>
+              <w:ind w:left="100" w:right="100" w:firstLine="0" w:firstLineChars="0"/>
+              <w:rPr>
+                <w:rFonts w:ascii="Arial" w:hAnsi="Arial" w:eastAsia="Arial" w:cs="Arial"/>
+                <w:i w:val="false"/>
+                <w:b w:val="false"/>
+                <w:u w:val="none"/>
+                <w:strike w:val="false"/>
+                <w:sz w:val="18"/>
+                <w:szCs w:val="18"/>
+                <w:color w:val="000000"/>
+              </w:rPr>
+            </w:pPr>
+            <w:r>
+              <w:rPr>
+                <w:rFonts w:ascii="Arial" w:hAnsi="Arial" w:eastAsia="Arial" w:cs="Arial"/>
+                <w:i w:val="false"/>
+                <w:b w:val="false"/>
+                <w:u w:val="none"/>
+                <w:strike w:val="false"/>
+                <w:sz w:val="18"/>
+                <w:szCs w:val="18"/>
+                <w:color w:val="000000"/>
+              </w:rPr>
+              <w:t xml:space="preserve">13 (5.8)</w:t>
+            </w:r>
+          </w:p>
+        </w:tc>
+        <w:tc>
+          <w:tcPr>
+            <w:tcBorders>
+              <w:bottom w:val="single" w:sz="3" w:space="0" w:color="CCCCCC"/>
+              <w:top w:val="single" w:sz="3" w:space="0" w:color="CCCCCC"/>
+              <w:left w:val="single" w:sz="3" w:space="0" w:color="CCCCCC"/>
+              <w:right w:val="single" w:sz="3" w:space="0" w:color="CCCCCC"/>
+            </w:tcBorders>
+            <w:shd w:val="clear" w:color="auto" w:fill="FFFFFF"/>
+            <w:tcMar>
+              <w:top w:w="0" w:type="dxa"/>
+              <w:bottom w:w="0" w:type="dxa"/>
+              <w:left w:w="0" w:type="dxa"/>
+              <w:right w:w="0" w:type="dxa"/>
+            </w:tcMar>
+            <w:vAlign w:val="center"/>
+          </w:tcPr>
+          <w:p>
+            <w:pPr>
+              <w:pStyle w:val="Normal"/>
+              <w:jc w:val="center"/>
+              <w:pBdr>
+                <w:bottom w:val="none" w:sz="0" w:space="0" w:color="000000"/>
+                <w:top w:val="none" w:sz="0" w:space="0" w:color="000000"/>
+                <w:left w:val="none" w:sz="0" w:space="0" w:color="000000"/>
+                <w:right w:val="none" w:sz="0" w:space="0" w:color="000000"/>
+              </w:pBdr>
+              <w:spacing w:after="40" w:before="40" w:line="240"/>
+              <w:ind w:left="100" w:right="100" w:firstLine="0" w:firstLineChars="0"/>
+              <w:rPr>
+                <w:rFonts w:ascii="Arial" w:hAnsi="Arial" w:eastAsia="Arial" w:cs="Arial"/>
+                <w:i w:val="false"/>
+                <w:b w:val="false"/>
+                <w:u w:val="none"/>
+                <w:strike w:val="false"/>
+                <w:sz w:val="18"/>
+                <w:szCs w:val="18"/>
+                <w:color w:val="000000"/>
+              </w:rPr>
+            </w:pPr>
+            <w:r>
+              <w:rPr>
+                <w:rFonts w:ascii="Arial" w:hAnsi="Arial" w:eastAsia="Arial" w:cs="Arial"/>
+                <w:i w:val="false"/>
+                <w:b w:val="false"/>
+                <w:u w:val="none"/>
+                <w:strike w:val="false"/>
+                <w:sz w:val="18"/>
+                <w:szCs w:val="18"/>
+                <w:color w:val="000000"/>
+              </w:rPr>
+              <w:t xml:space="preserve">15 (6.7)</w:t>
+            </w:r>
+          </w:p>
+        </w:tc>
+        <w:tc>
+          <w:tcPr>
+            <w:tcBorders>
+              <w:bottom w:val="single" w:sz="3" w:space="0" w:color="CCCCCC"/>
+              <w:top w:val="single" w:sz="3" w:space="0" w:color="CCCCCC"/>
+              <w:left w:val="single" w:sz="3" w:space="0" w:color="CCCCCC"/>
+              <w:right w:val="single" w:sz="8" w:space="0" w:color="666666"/>
+            </w:tcBorders>
+            <w:shd w:val="clear" w:color="auto" w:fill="FFFFFF"/>
+            <w:tcMar>
+              <w:top w:w="0" w:type="dxa"/>
+              <w:bottom w:w="0" w:type="dxa"/>
+              <w:left w:w="0" w:type="dxa"/>
+              <w:right w:w="0" w:type="dxa"/>
+            </w:tcMar>
+            <w:vAlign w:val="center"/>
+          </w:tcPr>
+          <w:p>
+            <w:pPr>
+              <w:pStyle w:val="Normal"/>
+              <w:jc w:val="center"/>
+              <w:pBdr>
+                <w:bottom w:val="none" w:sz="0" w:space="0" w:color="000000"/>
+                <w:top w:val="none" w:sz="0" w:space="0" w:color="000000"/>
+                <w:left w:val="none" w:sz="0" w:space="0" w:color="000000"/>
+                <w:right w:val="none" w:sz="0" w:space="0" w:color="000000"/>
+              </w:pBdr>
+              <w:spacing w:after="40" w:before="40" w:line="240"/>
+              <w:ind w:left="100" w:right="100" w:firstLine="0" w:firstLineChars="0"/>
+              <w:rPr>
+                <w:rFonts w:ascii="Arial" w:hAnsi="Arial" w:eastAsia="Arial" w:cs="Arial"/>
+                <w:i w:val="false"/>
+                <w:b w:val="false"/>
+                <w:u w:val="none"/>
+                <w:strike w:val="false"/>
+                <w:sz w:val="18"/>
+                <w:szCs w:val="18"/>
+                <w:color w:val="000000"/>
+              </w:rPr>
+            </w:pPr>
+            <w:r>
+              <w:rPr>
+                <w:rFonts w:ascii="Arial" w:hAnsi="Arial" w:eastAsia="Arial" w:cs="Arial"/>
+                <w:i w:val="false"/>
+                <w:b w:val="false"/>
+                <w:u w:val="none"/>
+                <w:strike w:val="false"/>
+                <w:sz w:val="18"/>
+                <w:szCs w:val="18"/>
+                <w:color w:val="000000"/>
+              </w:rPr>
+              <w:t xml:space="preserve">28 (6.2)</w:t>
+            </w:r>
+          </w:p>
+        </w:tc>
+      </w:tr>
+      <w:tr>
+        <w:trPr>
+          <w:trHeight w:val="360" w:hRule="auto"/>
+        </w:trPr>
+        <w:tc>
+          <w:tcPr>
+            <w:tcBorders>
+              <w:bottom w:val="single" w:sz="3" w:space="0" w:color="CCCCCC"/>
+              <w:top w:val="single" w:sz="3" w:space="0" w:color="CCCCCC"/>
+              <w:left w:val="single" w:sz="8" w:space="0" w:color="666666"/>
+              <w:right w:val="single" w:sz="3" w:space="0" w:color="CCCCCC"/>
+            </w:tcBorders>
+            <w:shd w:val="clear" w:color="auto" w:fill="FFFFFF"/>
+            <w:tcMar>
+              <w:top w:w="0" w:type="dxa"/>
+              <w:bottom w:w="0" w:type="dxa"/>
+              <w:left w:w="0" w:type="dxa"/>
+              <w:right w:w="0" w:type="dxa"/>
+            </w:tcMar>
+            <w:vAlign w:val="center"/>
+          </w:tcPr>
+          <w:p>
+            <w:pPr>
+              <w:pStyle w:val="Normal"/>
+              <w:jc w:val="left"/>
+              <w:pBdr>
+                <w:bottom w:val="none" w:sz="0" w:space="0" w:color="000000"/>
+                <w:top w:val="none" w:sz="0" w:space="0" w:color="000000"/>
+                <w:left w:val="none" w:sz="0" w:space="0" w:color="000000"/>
+                <w:right w:val="none" w:sz="0" w:space="0" w:color="000000"/>
+              </w:pBdr>
+              <w:spacing w:after="40" w:before="40" w:line="240"/>
+              <w:ind w:left="300" w:right="100" w:firstLine="0" w:firstLineChars="0"/>
+              <w:rPr>
+                <w:rFonts w:ascii="Arial" w:hAnsi="Arial" w:eastAsia="Arial" w:cs="Arial"/>
+                <w:i w:val="false"/>
+                <w:b w:val="false"/>
+                <w:u w:val="none"/>
+                <w:strike w:val="false"/>
+                <w:sz w:val="18"/>
+                <w:szCs w:val="18"/>
+                <w:color w:val="000000"/>
+              </w:rPr>
+            </w:pPr>
+            <w:r>
+              <w:rPr>
+                <w:rFonts w:ascii="Arial" w:hAnsi="Arial" w:eastAsia="Arial" w:cs="Arial"/>
+                <w:i w:val="false"/>
+                <w:b w:val="false"/>
+                <w:u w:val="none"/>
+                <w:strike w:val="false"/>
+                <w:sz w:val="18"/>
+                <w:szCs w:val="18"/>
+                <w:color w:val="000000"/>
+              </w:rPr>
+              <w:t xml:space="preserve">  MISSED LAB / VITALS</w:t>
+            </w:r>
+          </w:p>
+        </w:tc>
+        <w:tc>
+          <w:tcPr>
+            <w:tcBorders>
+              <w:bottom w:val="single" w:sz="3" w:space="0" w:color="CCCCCC"/>
+              <w:top w:val="single" w:sz="3" w:space="0" w:color="CCCCCC"/>
+              <w:left w:val="single" w:sz="3" w:space="0" w:color="CCCCCC"/>
+              <w:right w:val="single" w:sz="3" w:space="0" w:color="CCCCCC"/>
+            </w:tcBorders>
+            <w:shd w:val="clear" w:color="auto" w:fill="FFFFFF"/>
+            <w:tcMar>
+              <w:top w:w="0" w:type="dxa"/>
+              <w:bottom w:w="0" w:type="dxa"/>
+              <w:left w:w="0" w:type="dxa"/>
+              <w:right w:w="0" w:type="dxa"/>
+            </w:tcMar>
+            <w:vAlign w:val="center"/>
+          </w:tcPr>
+          <w:p>
+            <w:pPr>
+              <w:pStyle w:val="Normal"/>
+              <w:jc w:val="center"/>
+              <w:pBdr>
+                <w:bottom w:val="none" w:sz="0" w:space="0" w:color="000000"/>
+                <w:top w:val="none" w:sz="0" w:space="0" w:color="000000"/>
+                <w:left w:val="none" w:sz="0" w:space="0" w:color="000000"/>
+                <w:right w:val="none" w:sz="0" w:space="0" w:color="000000"/>
+              </w:pBdr>
+              <w:spacing w:after="40" w:before="40" w:line="240"/>
+              <w:ind w:left="100" w:right="100" w:firstLine="0" w:firstLineChars="0"/>
+              <w:rPr>
+                <w:rFonts w:ascii="Arial" w:hAnsi="Arial" w:eastAsia="Arial" w:cs="Arial"/>
+                <w:i w:val="false"/>
+                <w:b w:val="false"/>
+                <w:u w:val="none"/>
+                <w:strike w:val="false"/>
+                <w:sz w:val="18"/>
+                <w:szCs w:val="18"/>
+                <w:color w:val="000000"/>
+              </w:rPr>
+            </w:pPr>
+            <w:r>
+              <w:rPr>
+                <w:rFonts w:ascii="Arial" w:hAnsi="Arial" w:eastAsia="Arial" w:cs="Arial"/>
+                <w:i w:val="false"/>
+                <w:b w:val="false"/>
+                <w:u w:val="none"/>
+                <w:strike w:val="false"/>
+                <w:sz w:val="18"/>
+                <w:szCs w:val="18"/>
+                <w:color w:val="000000"/>
+              </w:rPr>
+              <w:t xml:space="preserve">18 (8.0)</w:t>
+            </w:r>
+          </w:p>
+        </w:tc>
+        <w:tc>
+          <w:tcPr>
+            <w:tcBorders>
+              <w:bottom w:val="single" w:sz="3" w:space="0" w:color="CCCCCC"/>
+              <w:top w:val="single" w:sz="3" w:space="0" w:color="CCCCCC"/>
+              <w:left w:val="single" w:sz="3" w:space="0" w:color="CCCCCC"/>
+              <w:right w:val="single" w:sz="3" w:space="0" w:color="CCCCCC"/>
+            </w:tcBorders>
+            <w:shd w:val="clear" w:color="auto" w:fill="FFFFFF"/>
+            <w:tcMar>
+              <w:top w:w="0" w:type="dxa"/>
+              <w:bottom w:w="0" w:type="dxa"/>
+              <w:left w:w="0" w:type="dxa"/>
+              <w:right w:w="0" w:type="dxa"/>
+            </w:tcMar>
+            <w:vAlign w:val="center"/>
+          </w:tcPr>
+          <w:p>
+            <w:pPr>
+              <w:pStyle w:val="Normal"/>
+              <w:jc w:val="center"/>
+              <w:pBdr>
+                <w:bottom w:val="none" w:sz="0" w:space="0" w:color="000000"/>
+                <w:top w:val="none" w:sz="0" w:space="0" w:color="000000"/>
+                <w:left w:val="none" w:sz="0" w:space="0" w:color="000000"/>
+                <w:right w:val="none" w:sz="0" w:space="0" w:color="000000"/>
+              </w:pBdr>
+              <w:spacing w:after="40" w:before="40" w:line="240"/>
+              <w:ind w:left="100" w:right="100" w:firstLine="0" w:firstLineChars="0"/>
+              <w:rPr>
+                <w:rFonts w:ascii="Arial" w:hAnsi="Arial" w:eastAsia="Arial" w:cs="Arial"/>
+                <w:i w:val="false"/>
+                <w:b w:val="false"/>
+                <w:u w:val="none"/>
+                <w:strike w:val="false"/>
+                <w:sz w:val="18"/>
+                <w:szCs w:val="18"/>
+                <w:color w:val="000000"/>
+              </w:rPr>
+            </w:pPr>
+            <w:r>
+              <w:rPr>
+                <w:rFonts w:ascii="Arial" w:hAnsi="Arial" w:eastAsia="Arial" w:cs="Arial"/>
+                <w:i w:val="false"/>
+                <w:b w:val="false"/>
+                <w:u w:val="none"/>
+                <w:strike w:val="false"/>
+                <w:sz w:val="18"/>
+                <w:szCs w:val="18"/>
+                <w:color w:val="000000"/>
+              </w:rPr>
+              <w:t xml:space="preserve">20 (8.9)</w:t>
+            </w:r>
+          </w:p>
+        </w:tc>
+        <w:tc>
+          <w:tcPr>
+            <w:tcBorders>
+              <w:bottom w:val="single" w:sz="3" w:space="0" w:color="CCCCCC"/>
+              <w:top w:val="single" w:sz="3" w:space="0" w:color="CCCCCC"/>
+              <w:left w:val="single" w:sz="3" w:space="0" w:color="CCCCCC"/>
+              <w:right w:val="single" w:sz="8" w:space="0" w:color="666666"/>
+            </w:tcBorders>
+            <w:shd w:val="clear" w:color="auto" w:fill="FFFFFF"/>
+            <w:tcMar>
+              <w:top w:w="0" w:type="dxa"/>
+              <w:bottom w:w="0" w:type="dxa"/>
+              <w:left w:w="0" w:type="dxa"/>
+              <w:right w:w="0" w:type="dxa"/>
+            </w:tcMar>
+            <w:vAlign w:val="center"/>
+          </w:tcPr>
+          <w:p>
+            <w:pPr>
+              <w:pStyle w:val="Normal"/>
+              <w:jc w:val="center"/>
+              <w:pBdr>
+                <w:bottom w:val="none" w:sz="0" w:space="0" w:color="000000"/>
+                <w:top w:val="none" w:sz="0" w:space="0" w:color="000000"/>
+                <w:left w:val="none" w:sz="0" w:space="0" w:color="000000"/>
+                <w:right w:val="none" w:sz="0" w:space="0" w:color="000000"/>
+              </w:pBdr>
+              <w:spacing w:after="40" w:before="40" w:line="240"/>
+              <w:ind w:left="100" w:right="100" w:firstLine="0" w:firstLineChars="0"/>
+              <w:rPr>
+                <w:rFonts w:ascii="Arial" w:hAnsi="Arial" w:eastAsia="Arial" w:cs="Arial"/>
+                <w:i w:val="false"/>
+                <w:b w:val="false"/>
+                <w:u w:val="none"/>
+                <w:strike w:val="false"/>
+                <w:sz w:val="18"/>
+                <w:szCs w:val="18"/>
+                <w:color w:val="000000"/>
+              </w:rPr>
+            </w:pPr>
+            <w:r>
+              <w:rPr>
+                <w:rFonts w:ascii="Arial" w:hAnsi="Arial" w:eastAsia="Arial" w:cs="Arial"/>
+                <w:i w:val="false"/>
+                <w:b w:val="false"/>
+                <w:u w:val="none"/>
+                <w:strike w:val="false"/>
+                <w:sz w:val="18"/>
+                <w:szCs w:val="18"/>
+                <w:color w:val="000000"/>
+              </w:rPr>
+              <w:t xml:space="preserve">38 (8.4)</w:t>
+            </w:r>
+          </w:p>
+        </w:tc>
+      </w:tr>
+      <w:tr>
+        <w:trPr>
+          <w:trHeight w:val="360" w:hRule="auto"/>
+        </w:trPr>
+        <w:tc>
+          <w:tcPr>
+            <w:tcBorders>
+              <w:bottom w:val="single" w:sz="3" w:space="0" w:color="CCCCCC"/>
+              <w:top w:val="single" w:sz="3" w:space="0" w:color="CCCCCC"/>
+              <w:left w:val="single" w:sz="8" w:space="0" w:color="666666"/>
+              <w:right w:val="single" w:sz="3" w:space="0" w:color="CCCCCC"/>
+            </w:tcBorders>
+            <w:shd w:val="clear" w:color="auto" w:fill="FFFFFF"/>
+            <w:tcMar>
+              <w:top w:w="0" w:type="dxa"/>
+              <w:bottom w:w="0" w:type="dxa"/>
+              <w:left w:w="0" w:type="dxa"/>
+              <w:right w:w="0" w:type="dxa"/>
+            </w:tcMar>
+            <w:vAlign w:val="center"/>
+          </w:tcPr>
+          <w:p>
+            <w:pPr>
+              <w:pStyle w:val="Normal"/>
+              <w:jc w:val="left"/>
+              <w:pBdr>
+                <w:bottom w:val="none" w:sz="0" w:space="0" w:color="000000"/>
+                <w:top w:val="none" w:sz="0" w:space="0" w:color="000000"/>
+                <w:left w:val="none" w:sz="0" w:space="0" w:color="000000"/>
+                <w:right w:val="none" w:sz="0" w:space="0" w:color="000000"/>
+              </w:pBdr>
+              <w:spacing w:after="40" w:before="40" w:line="240"/>
+              <w:ind w:left="300" w:right="100" w:firstLine="0" w:firstLineChars="0"/>
+              <w:rPr>
+                <w:rFonts w:ascii="Arial" w:hAnsi="Arial" w:eastAsia="Arial" w:cs="Arial"/>
+                <w:i w:val="false"/>
+                <w:b w:val="false"/>
+                <w:u w:val="none"/>
+                <w:strike w:val="false"/>
+                <w:sz w:val="18"/>
+                <w:szCs w:val="18"/>
+                <w:color w:val="000000"/>
+              </w:rPr>
+            </w:pPr>
+            <w:r>
+              <w:rPr>
+                <w:rFonts w:ascii="Arial" w:hAnsi="Arial" w:eastAsia="Arial" w:cs="Arial"/>
+                <w:i w:val="false"/>
+                <w:b w:val="false"/>
+                <w:u w:val="none"/>
+                <w:strike w:val="false"/>
+                <w:sz w:val="18"/>
+                <w:szCs w:val="18"/>
+                <w:color w:val="000000"/>
+              </w:rPr>
+              <w:t xml:space="preserve">  LATE ASSESSMENT</w:t>
+            </w:r>
+          </w:p>
+        </w:tc>
+        <w:tc>
+          <w:tcPr>
+            <w:tcBorders>
+              <w:bottom w:val="single" w:sz="3" w:space="0" w:color="CCCCCC"/>
+              <w:top w:val="single" w:sz="3" w:space="0" w:color="CCCCCC"/>
+              <w:left w:val="single" w:sz="3" w:space="0" w:color="CCCCCC"/>
+              <w:right w:val="single" w:sz="3" w:space="0" w:color="CCCCCC"/>
+            </w:tcBorders>
+            <w:shd w:val="clear" w:color="auto" w:fill="FFFFFF"/>
+            <w:tcMar>
+              <w:top w:w="0" w:type="dxa"/>
+              <w:bottom w:w="0" w:type="dxa"/>
+              <w:left w:w="0" w:type="dxa"/>
+              <w:right w:w="0" w:type="dxa"/>
+            </w:tcMar>
+            <w:vAlign w:val="center"/>
+          </w:tcPr>
+          <w:p>
+            <w:pPr>
+              <w:pStyle w:val="Normal"/>
+              <w:jc w:val="center"/>
+              <w:pBdr>
+                <w:bottom w:val="none" w:sz="0" w:space="0" w:color="000000"/>
+                <w:top w:val="none" w:sz="0" w:space="0" w:color="000000"/>
+                <w:left w:val="none" w:sz="0" w:space="0" w:color="000000"/>
+                <w:right w:val="none" w:sz="0" w:space="0" w:color="000000"/>
+              </w:pBdr>
+              <w:spacing w:after="40" w:before="40" w:line="240"/>
+              <w:ind w:left="100" w:right="100" w:firstLine="0" w:firstLineChars="0"/>
+              <w:rPr>
+                <w:rFonts w:ascii="Arial" w:hAnsi="Arial" w:eastAsia="Arial" w:cs="Arial"/>
+                <w:i w:val="false"/>
+                <w:b w:val="false"/>
+                <w:u w:val="none"/>
+                <w:strike w:val="false"/>
+                <w:sz w:val="18"/>
+                <w:szCs w:val="18"/>
+                <w:color w:val="000000"/>
+              </w:rPr>
+            </w:pPr>
+            <w:r>
+              <w:rPr>
+                <w:rFonts w:ascii="Arial" w:hAnsi="Arial" w:eastAsia="Arial" w:cs="Arial"/>
+                <w:i w:val="false"/>
+                <w:b w:val="false"/>
+                <w:u w:val="none"/>
+                <w:strike w:val="false"/>
+                <w:sz w:val="18"/>
+                <w:szCs w:val="18"/>
+                <w:color w:val="000000"/>
+              </w:rPr>
+              <w:t xml:space="preserve">8 (3.6)</w:t>
+            </w:r>
+          </w:p>
+        </w:tc>
+        <w:tc>
+          <w:tcPr>
+            <w:tcBorders>
+              <w:bottom w:val="single" w:sz="3" w:space="0" w:color="CCCCCC"/>
+              <w:top w:val="single" w:sz="3" w:space="0" w:color="CCCCCC"/>
+              <w:left w:val="single" w:sz="3" w:space="0" w:color="CCCCCC"/>
+              <w:right w:val="single" w:sz="3" w:space="0" w:color="CCCCCC"/>
+            </w:tcBorders>
+            <w:shd w:val="clear" w:color="auto" w:fill="FFFFFF"/>
+            <w:tcMar>
+              <w:top w:w="0" w:type="dxa"/>
+              <w:bottom w:w="0" w:type="dxa"/>
+              <w:left w:w="0" w:type="dxa"/>
+              <w:right w:w="0" w:type="dxa"/>
+            </w:tcMar>
+            <w:vAlign w:val="center"/>
+          </w:tcPr>
+          <w:p>
+            <w:pPr>
+              <w:pStyle w:val="Normal"/>
+              <w:jc w:val="center"/>
+              <w:pBdr>
+                <w:bottom w:val="none" w:sz="0" w:space="0" w:color="000000"/>
+                <w:top w:val="none" w:sz="0" w:space="0" w:color="000000"/>
+                <w:left w:val="none" w:sz="0" w:space="0" w:color="000000"/>
+                <w:right w:val="none" w:sz="0" w:space="0" w:color="000000"/>
+              </w:pBdr>
+              <w:spacing w:after="40" w:before="40" w:line="240"/>
+              <w:ind w:left="100" w:right="100" w:firstLine="0" w:firstLineChars="0"/>
+              <w:rPr>
+                <w:rFonts w:ascii="Arial" w:hAnsi="Arial" w:eastAsia="Arial" w:cs="Arial"/>
+                <w:i w:val="false"/>
+                <w:b w:val="false"/>
+                <w:u w:val="none"/>
+                <w:strike w:val="false"/>
+                <w:sz w:val="18"/>
+                <w:szCs w:val="18"/>
+                <w:color w:val="000000"/>
+              </w:rPr>
+            </w:pPr>
+            <w:r>
+              <w:rPr>
+                <w:rFonts w:ascii="Arial" w:hAnsi="Arial" w:eastAsia="Arial" w:cs="Arial"/>
+                <w:i w:val="false"/>
+                <w:b w:val="false"/>
+                <w:u w:val="none"/>
+                <w:strike w:val="false"/>
+                <w:sz w:val="18"/>
+                <w:szCs w:val="18"/>
+                <w:color w:val="000000"/>
+              </w:rPr>
+              <w:t xml:space="preserve">20 (8.9)</w:t>
+            </w:r>
+          </w:p>
+        </w:tc>
+        <w:tc>
+          <w:tcPr>
+            <w:tcBorders>
+              <w:bottom w:val="single" w:sz="3" w:space="0" w:color="CCCCCC"/>
+              <w:top w:val="single" w:sz="3" w:space="0" w:color="CCCCCC"/>
+              <w:left w:val="single" w:sz="3" w:space="0" w:color="CCCCCC"/>
+              <w:right w:val="single" w:sz="8" w:space="0" w:color="666666"/>
+            </w:tcBorders>
+            <w:shd w:val="clear" w:color="auto" w:fill="FFFFFF"/>
+            <w:tcMar>
+              <w:top w:w="0" w:type="dxa"/>
+              <w:bottom w:w="0" w:type="dxa"/>
+              <w:left w:w="0" w:type="dxa"/>
+              <w:right w:w="0" w:type="dxa"/>
+            </w:tcMar>
+            <w:vAlign w:val="center"/>
+          </w:tcPr>
+          <w:p>
+            <w:pPr>
+              <w:pStyle w:val="Normal"/>
+              <w:jc w:val="center"/>
+              <w:pBdr>
+                <w:bottom w:val="none" w:sz="0" w:space="0" w:color="000000"/>
+                <w:top w:val="none" w:sz="0" w:space="0" w:color="000000"/>
+                <w:left w:val="none" w:sz="0" w:space="0" w:color="000000"/>
+                <w:right w:val="none" w:sz="0" w:space="0" w:color="000000"/>
+              </w:pBdr>
+              <w:spacing w:after="40" w:before="40" w:line="240"/>
+              <w:ind w:left="100" w:right="100" w:firstLine="0" w:firstLineChars="0"/>
+              <w:rPr>
+                <w:rFonts w:ascii="Arial" w:hAnsi="Arial" w:eastAsia="Arial" w:cs="Arial"/>
+                <w:i w:val="false"/>
+                <w:b w:val="false"/>
+                <w:u w:val="none"/>
+                <w:strike w:val="false"/>
+                <w:sz w:val="18"/>
+                <w:szCs w:val="18"/>
+                <w:color w:val="000000"/>
+              </w:rPr>
+            </w:pPr>
+            <w:r>
+              <w:rPr>
+                <w:rFonts w:ascii="Arial" w:hAnsi="Arial" w:eastAsia="Arial" w:cs="Arial"/>
+                <w:i w:val="false"/>
+                <w:b w:val="false"/>
+                <w:u w:val="none"/>
+                <w:strike w:val="false"/>
+                <w:sz w:val="18"/>
+                <w:szCs w:val="18"/>
+                <w:color w:val="000000"/>
+              </w:rPr>
+              <w:t xml:space="preserve">28 (6.2)</w:t>
+            </w:r>
+          </w:p>
+        </w:tc>
+      </w:tr>
+      <w:tr>
+        <w:trPr>
+          <w:trHeight w:val="360" w:hRule="auto"/>
+        </w:trPr>
+        <w:tc>
+          <w:tcPr>
+            <w:tcBorders>
+              <w:bottom w:val="single" w:sz="3" w:space="0" w:color="CCCCCC"/>
+              <w:top w:val="single" w:sz="3" w:space="0" w:color="CCCCCC"/>
+              <w:left w:val="single" w:sz="8" w:space="0" w:color="666666"/>
+              <w:right w:val="single" w:sz="3" w:space="0" w:color="CCCCCC"/>
+            </w:tcBorders>
+            <w:shd w:val="clear" w:color="auto" w:fill="FFFFFF"/>
+            <w:tcMar>
+              <w:top w:w="0" w:type="dxa"/>
+              <w:bottom w:w="0" w:type="dxa"/>
+              <w:left w:w="0" w:type="dxa"/>
+              <w:right w:w="0" w:type="dxa"/>
+            </w:tcMar>
+            <w:vAlign w:val="center"/>
+          </w:tcPr>
+          <w:p>
+            <w:pPr>
+              <w:pStyle w:val="Normal"/>
+              <w:jc w:val="left"/>
+              <w:pBdr>
+                <w:bottom w:val="none" w:sz="0" w:space="0" w:color="000000"/>
+                <w:top w:val="none" w:sz="0" w:space="0" w:color="000000"/>
+                <w:left w:val="none" w:sz="0" w:space="0" w:color="000000"/>
+                <w:right w:val="none" w:sz="0" w:space="0" w:color="000000"/>
+              </w:pBdr>
+              <w:spacing w:after="40" w:before="40" w:line="240"/>
+              <w:ind w:left="300" w:right="100" w:firstLine="0" w:firstLineChars="0"/>
+              <w:rPr>
+                <w:rFonts w:ascii="Arial" w:hAnsi="Arial" w:eastAsia="Arial" w:cs="Arial"/>
+                <w:i w:val="false"/>
+                <w:b w:val="false"/>
+                <w:u w:val="none"/>
+                <w:strike w:val="false"/>
+                <w:sz w:val="18"/>
+                <w:szCs w:val="18"/>
+                <w:color w:val="000000"/>
+              </w:rPr>
+            </w:pPr>
+            <w:r>
+              <w:rPr>
+                <w:rFonts w:ascii="Arial" w:hAnsi="Arial" w:eastAsia="Arial" w:cs="Arial"/>
+                <w:i w:val="false"/>
+                <w:b w:val="false"/>
+                <w:u w:val="none"/>
+                <w:strike w:val="false"/>
+                <w:sz w:val="18"/>
+                <w:szCs w:val="18"/>
+                <w:color w:val="000000"/>
+              </w:rPr>
+              <w:t xml:space="preserve">  DOSE MODIFICATION VIOLATION</w:t>
+            </w:r>
+          </w:p>
+        </w:tc>
+        <w:tc>
+          <w:tcPr>
+            <w:tcBorders>
+              <w:bottom w:val="single" w:sz="3" w:space="0" w:color="CCCCCC"/>
+              <w:top w:val="single" w:sz="3" w:space="0" w:color="CCCCCC"/>
+              <w:left w:val="single" w:sz="3" w:space="0" w:color="CCCCCC"/>
+              <w:right w:val="single" w:sz="3" w:space="0" w:color="CCCCCC"/>
+            </w:tcBorders>
+            <w:shd w:val="clear" w:color="auto" w:fill="FFFFFF"/>
+            <w:tcMar>
+              <w:top w:w="0" w:type="dxa"/>
+              <w:bottom w:w="0" w:type="dxa"/>
+              <w:left w:w="0" w:type="dxa"/>
+              <w:right w:w="0" w:type="dxa"/>
+            </w:tcMar>
+            <w:vAlign w:val="center"/>
+          </w:tcPr>
+          <w:p>
+            <w:pPr>
+              <w:pStyle w:val="Normal"/>
+              <w:jc w:val="center"/>
+              <w:pBdr>
+                <w:bottom w:val="none" w:sz="0" w:space="0" w:color="000000"/>
+                <w:top w:val="none" w:sz="0" w:space="0" w:color="000000"/>
+                <w:left w:val="none" w:sz="0" w:space="0" w:color="000000"/>
+                <w:right w:val="none" w:sz="0" w:space="0" w:color="000000"/>
+              </w:pBdr>
+              <w:spacing w:after="40" w:before="40" w:line="240"/>
+              <w:ind w:left="100" w:right="100" w:firstLine="0" w:firstLineChars="0"/>
+              <w:rPr>
+                <w:rFonts w:ascii="Arial" w:hAnsi="Arial" w:eastAsia="Arial" w:cs="Arial"/>
+                <w:i w:val="false"/>
+                <w:b w:val="false"/>
+                <w:u w:val="none"/>
+                <w:strike w:val="false"/>
+                <w:sz w:val="18"/>
+                <w:szCs w:val="18"/>
+                <w:color w:val="000000"/>
+              </w:rPr>
+            </w:pPr>
+            <w:r>
+              <w:rPr>
+                <w:rFonts w:ascii="Arial" w:hAnsi="Arial" w:eastAsia="Arial" w:cs="Arial"/>
+                <w:i w:val="false"/>
+                <w:b w:val="false"/>
+                <w:u w:val="none"/>
+                <w:strike w:val="false"/>
+                <w:sz w:val="18"/>
+                <w:szCs w:val="18"/>
+                <w:color w:val="000000"/>
+              </w:rPr>
+              <w:t xml:space="preserve">3 (1.3)</w:t>
+            </w:r>
+          </w:p>
+        </w:tc>
+        <w:tc>
+          <w:tcPr>
+            <w:tcBorders>
+              <w:bottom w:val="single" w:sz="3" w:space="0" w:color="CCCCCC"/>
+              <w:top w:val="single" w:sz="3" w:space="0" w:color="CCCCCC"/>
+              <w:left w:val="single" w:sz="3" w:space="0" w:color="CCCCCC"/>
+              <w:right w:val="single" w:sz="3" w:space="0" w:color="CCCCCC"/>
+            </w:tcBorders>
+            <w:shd w:val="clear" w:color="auto" w:fill="FFFFFF"/>
+            <w:tcMar>
+              <w:top w:w="0" w:type="dxa"/>
+              <w:bottom w:w="0" w:type="dxa"/>
+              <w:left w:w="0" w:type="dxa"/>
+              <w:right w:w="0" w:type="dxa"/>
+            </w:tcMar>
+            <w:vAlign w:val="center"/>
+          </w:tcPr>
+          <w:p>
+            <w:pPr>
+              <w:pStyle w:val="Normal"/>
+              <w:jc w:val="center"/>
+              <w:pBdr>
+                <w:bottom w:val="none" w:sz="0" w:space="0" w:color="000000"/>
+                <w:top w:val="none" w:sz="0" w:space="0" w:color="000000"/>
+                <w:left w:val="none" w:sz="0" w:space="0" w:color="000000"/>
+                <w:right w:val="none" w:sz="0" w:space="0" w:color="000000"/>
+              </w:pBdr>
+              <w:spacing w:after="40" w:before="40" w:line="240"/>
+              <w:ind w:left="100" w:right="100" w:firstLine="0" w:firstLineChars="0"/>
+              <w:rPr>
+                <w:rFonts w:ascii="Arial" w:hAnsi="Arial" w:eastAsia="Arial" w:cs="Arial"/>
+                <w:i w:val="false"/>
+                <w:b w:val="false"/>
+                <w:u w:val="none"/>
+                <w:strike w:val="false"/>
+                <w:sz w:val="18"/>
+                <w:szCs w:val="18"/>
+                <w:color w:val="000000"/>
+              </w:rPr>
+            </w:pPr>
+            <w:r>
+              <w:rPr>
+                <w:rFonts w:ascii="Arial" w:hAnsi="Arial" w:eastAsia="Arial" w:cs="Arial"/>
+                <w:i w:val="false"/>
+                <w:b w:val="false"/>
+                <w:u w:val="none"/>
+                <w:strike w:val="false"/>
+                <w:sz w:val="18"/>
+                <w:szCs w:val="18"/>
+                <w:color w:val="000000"/>
+              </w:rPr>
+              <w:t xml:space="preserve">5 (2.2)</w:t>
+            </w:r>
+          </w:p>
+        </w:tc>
+        <w:tc>
+          <w:tcPr>
+            <w:tcBorders>
+              <w:bottom w:val="single" w:sz="3" w:space="0" w:color="CCCCCC"/>
+              <w:top w:val="single" w:sz="3" w:space="0" w:color="CCCCCC"/>
+              <w:left w:val="single" w:sz="3" w:space="0" w:color="CCCCCC"/>
+              <w:right w:val="single" w:sz="8" w:space="0" w:color="666666"/>
+            </w:tcBorders>
+            <w:shd w:val="clear" w:color="auto" w:fill="FFFFFF"/>
+            <w:tcMar>
+              <w:top w:w="0" w:type="dxa"/>
+              <w:bottom w:w="0" w:type="dxa"/>
+              <w:left w:w="0" w:type="dxa"/>
+              <w:right w:w="0" w:type="dxa"/>
+            </w:tcMar>
+            <w:vAlign w:val="center"/>
+          </w:tcPr>
+          <w:p>
+            <w:pPr>
+              <w:pStyle w:val="Normal"/>
+              <w:jc w:val="center"/>
+              <w:pBdr>
+                <w:bottom w:val="none" w:sz="0" w:space="0" w:color="000000"/>
+                <w:top w:val="none" w:sz="0" w:space="0" w:color="000000"/>
+                <w:left w:val="none" w:sz="0" w:space="0" w:color="000000"/>
+                <w:right w:val="none" w:sz="0" w:space="0" w:color="000000"/>
+              </w:pBdr>
+              <w:spacing w:after="40" w:before="40" w:line="240"/>
+              <w:ind w:left="100" w:right="100" w:firstLine="0" w:firstLineChars="0"/>
+              <w:rPr>
+                <w:rFonts w:ascii="Arial" w:hAnsi="Arial" w:eastAsia="Arial" w:cs="Arial"/>
+                <w:i w:val="false"/>
+                <w:b w:val="false"/>
+                <w:u w:val="none"/>
+                <w:strike w:val="false"/>
+                <w:sz w:val="18"/>
+                <w:szCs w:val="18"/>
+                <w:color w:val="000000"/>
+              </w:rPr>
+            </w:pPr>
+            <w:r>
+              <w:rPr>
+                <w:rFonts w:ascii="Arial" w:hAnsi="Arial" w:eastAsia="Arial" w:cs="Arial"/>
+                <w:i w:val="false"/>
+                <w:b w:val="false"/>
+                <w:u w:val="none"/>
+                <w:strike w:val="false"/>
+                <w:sz w:val="18"/>
+                <w:szCs w:val="18"/>
+                <w:color w:val="000000"/>
+              </w:rPr>
+              <w:t xml:space="preserve">8 (1.8)</w:t>
+            </w:r>
+          </w:p>
+        </w:tc>
+      </w:tr>
+      <w:tr>
+        <w:trPr>
+          <w:trHeight w:val="360" w:hRule="auto"/>
+        </w:trPr>
+        <w:tc>
+          <w:tcPr>
+            <w:tcBorders>
+              <w:bottom w:val="single" w:sz="3" w:space="0" w:color="CCCCCC"/>
+              <w:top w:val="single" w:sz="3" w:space="0" w:color="CCCCCC"/>
+              <w:left w:val="single" w:sz="8" w:space="0" w:color="666666"/>
+              <w:right w:val="single" w:sz="3" w:space="0" w:color="CCCCCC"/>
+            </w:tcBorders>
+            <w:shd w:val="clear" w:color="auto" w:fill="FFFFFF"/>
+            <w:tcMar>
+              <w:top w:w="0" w:type="dxa"/>
+              <w:bottom w:w="0" w:type="dxa"/>
+              <w:left w:w="0" w:type="dxa"/>
+              <w:right w:w="0" w:type="dxa"/>
+            </w:tcMar>
+            <w:vAlign w:val="center"/>
+          </w:tcPr>
+          <w:p>
+            <w:pPr>
+              <w:pStyle w:val="Normal"/>
+              <w:jc w:val="left"/>
+              <w:pBdr>
+                <w:bottom w:val="none" w:sz="0" w:space="0" w:color="000000"/>
+                <w:top w:val="none" w:sz="0" w:space="0" w:color="000000"/>
+                <w:left w:val="none" w:sz="0" w:space="0" w:color="000000"/>
+                <w:right w:val="none" w:sz="0" w:space="0" w:color="000000"/>
+              </w:pBdr>
+              <w:spacing w:after="40" w:before="40" w:line="240"/>
+              <w:ind w:left="300" w:right="100" w:firstLine="0" w:firstLineChars="0"/>
+              <w:rPr>
+                <w:rFonts w:ascii="Arial" w:hAnsi="Arial" w:eastAsia="Arial" w:cs="Arial"/>
+                <w:i w:val="false"/>
+                <w:b w:val="false"/>
+                <w:u w:val="none"/>
+                <w:strike w:val="false"/>
+                <w:sz w:val="18"/>
+                <w:szCs w:val="18"/>
+                <w:color w:val="000000"/>
+              </w:rPr>
+            </w:pPr>
+            <w:r>
+              <w:rPr>
+                <w:rFonts w:ascii="Arial" w:hAnsi="Arial" w:eastAsia="Arial" w:cs="Arial"/>
+                <w:i w:val="false"/>
+                <w:b w:val="false"/>
+                <w:u w:val="none"/>
+                <w:strike w:val="false"/>
+                <w:sz w:val="18"/>
+                <w:szCs w:val="18"/>
+                <w:color w:val="000000"/>
+              </w:rPr>
+              <w:t xml:space="preserve">  MISSED TUMOUR ASSESSMENTS</w:t>
+            </w:r>
+          </w:p>
+        </w:tc>
+        <w:tc>
+          <w:tcPr>
+            <w:tcBorders>
+              <w:bottom w:val="single" w:sz="3" w:space="0" w:color="CCCCCC"/>
+              <w:top w:val="single" w:sz="3" w:space="0" w:color="CCCCCC"/>
+              <w:left w:val="single" w:sz="3" w:space="0" w:color="CCCCCC"/>
+              <w:right w:val="single" w:sz="3" w:space="0" w:color="CCCCCC"/>
+            </w:tcBorders>
+            <w:shd w:val="clear" w:color="auto" w:fill="FFFFFF"/>
+            <w:tcMar>
+              <w:top w:w="0" w:type="dxa"/>
+              <w:bottom w:w="0" w:type="dxa"/>
+              <w:left w:w="0" w:type="dxa"/>
+              <w:right w:w="0" w:type="dxa"/>
+            </w:tcMar>
+            <w:vAlign w:val="center"/>
+          </w:tcPr>
+          <w:p>
+            <w:pPr>
+              <w:pStyle w:val="Normal"/>
+              <w:jc w:val="center"/>
+              <w:pBdr>
+                <w:bottom w:val="none" w:sz="0" w:space="0" w:color="000000"/>
+                <w:top w:val="none" w:sz="0" w:space="0" w:color="000000"/>
+                <w:left w:val="none" w:sz="0" w:space="0" w:color="000000"/>
+                <w:right w:val="none" w:sz="0" w:space="0" w:color="000000"/>
+              </w:pBdr>
+              <w:spacing w:after="40" w:before="40" w:line="240"/>
+              <w:ind w:left="100" w:right="100" w:firstLine="0" w:firstLineChars="0"/>
+              <w:rPr>
+                <w:rFonts w:ascii="Arial" w:hAnsi="Arial" w:eastAsia="Arial" w:cs="Arial"/>
+                <w:i w:val="false"/>
+                <w:b w:val="false"/>
+                <w:u w:val="none"/>
+                <w:strike w:val="false"/>
+                <w:sz w:val="18"/>
+                <w:szCs w:val="18"/>
+                <w:color w:val="000000"/>
+              </w:rPr>
+            </w:pPr>
+            <w:r>
+              <w:rPr>
+                <w:rFonts w:ascii="Arial" w:hAnsi="Arial" w:eastAsia="Arial" w:cs="Arial"/>
+                <w:i w:val="false"/>
+                <w:b w:val="false"/>
+                <w:u w:val="none"/>
+                <w:strike w:val="false"/>
+                <w:sz w:val="18"/>
+                <w:szCs w:val="18"/>
+                <w:color w:val="000000"/>
+              </w:rPr>
+              <w:t xml:space="preserve">8 (3.6)</w:t>
+            </w:r>
+          </w:p>
+        </w:tc>
+        <w:tc>
+          <w:tcPr>
+            <w:tcBorders>
+              <w:bottom w:val="single" w:sz="3" w:space="0" w:color="CCCCCC"/>
+              <w:top w:val="single" w:sz="3" w:space="0" w:color="CCCCCC"/>
+              <w:left w:val="single" w:sz="3" w:space="0" w:color="CCCCCC"/>
+              <w:right w:val="single" w:sz="3" w:space="0" w:color="CCCCCC"/>
+            </w:tcBorders>
+            <w:shd w:val="clear" w:color="auto" w:fill="FFFFFF"/>
+            <w:tcMar>
+              <w:top w:w="0" w:type="dxa"/>
+              <w:bottom w:w="0" w:type="dxa"/>
+              <w:left w:w="0" w:type="dxa"/>
+              <w:right w:w="0" w:type="dxa"/>
+            </w:tcMar>
+            <w:vAlign w:val="center"/>
+          </w:tcPr>
+          <w:p>
+            <w:pPr>
+              <w:pStyle w:val="Normal"/>
+              <w:jc w:val="center"/>
+              <w:pBdr>
+                <w:bottom w:val="none" w:sz="0" w:space="0" w:color="000000"/>
+                <w:top w:val="none" w:sz="0" w:space="0" w:color="000000"/>
+                <w:left w:val="none" w:sz="0" w:space="0" w:color="000000"/>
+                <w:right w:val="none" w:sz="0" w:space="0" w:color="000000"/>
+              </w:pBdr>
+              <w:spacing w:after="40" w:before="40" w:line="240"/>
+              <w:ind w:left="100" w:right="100" w:firstLine="0" w:firstLineChars="0"/>
+              <w:rPr>
+                <w:rFonts w:ascii="Arial" w:hAnsi="Arial" w:eastAsia="Arial" w:cs="Arial"/>
+                <w:i w:val="false"/>
+                <w:b w:val="false"/>
+                <w:u w:val="none"/>
+                <w:strike w:val="false"/>
+                <w:sz w:val="18"/>
+                <w:szCs w:val="18"/>
+                <w:color w:val="000000"/>
+              </w:rPr>
+            </w:pPr>
+            <w:r>
+              <w:rPr>
+                <w:rFonts w:ascii="Arial" w:hAnsi="Arial" w:eastAsia="Arial" w:cs="Arial"/>
+                <w:i w:val="false"/>
+                <w:b w:val="false"/>
+                <w:u w:val="none"/>
+                <w:strike w:val="false"/>
+                <w:sz w:val="18"/>
+                <w:szCs w:val="18"/>
+                <w:color w:val="000000"/>
+              </w:rPr>
+              <w:t xml:space="preserve">8 (3.6)</w:t>
+            </w:r>
+          </w:p>
+        </w:tc>
+        <w:tc>
+          <w:tcPr>
+            <w:tcBorders>
+              <w:bottom w:val="single" w:sz="3" w:space="0" w:color="CCCCCC"/>
+              <w:top w:val="single" w:sz="3" w:space="0" w:color="CCCCCC"/>
+              <w:left w:val="single" w:sz="3" w:space="0" w:color="CCCCCC"/>
+              <w:right w:val="single" w:sz="8" w:space="0" w:color="666666"/>
+            </w:tcBorders>
+            <w:shd w:val="clear" w:color="auto" w:fill="FFFFFF"/>
+            <w:tcMar>
+              <w:top w:w="0" w:type="dxa"/>
+              <w:bottom w:w="0" w:type="dxa"/>
+              <w:left w:w="0" w:type="dxa"/>
+              <w:right w:w="0" w:type="dxa"/>
+            </w:tcMar>
+            <w:vAlign w:val="center"/>
+          </w:tcPr>
+          <w:p>
+            <w:pPr>
+              <w:pStyle w:val="Normal"/>
+              <w:jc w:val="center"/>
+              <w:pBdr>
+                <w:bottom w:val="none" w:sz="0" w:space="0" w:color="000000"/>
+                <w:top w:val="none" w:sz="0" w:space="0" w:color="000000"/>
+                <w:left w:val="none" w:sz="0" w:space="0" w:color="000000"/>
+                <w:right w:val="none" w:sz="0" w:space="0" w:color="000000"/>
+              </w:pBdr>
+              <w:spacing w:after="40" w:before="40" w:line="240"/>
+              <w:ind w:left="100" w:right="100" w:firstLine="0" w:firstLineChars="0"/>
+              <w:rPr>
+                <w:rFonts w:ascii="Arial" w:hAnsi="Arial" w:eastAsia="Arial" w:cs="Arial"/>
+                <w:i w:val="false"/>
+                <w:b w:val="false"/>
+                <w:u w:val="none"/>
+                <w:strike w:val="false"/>
+                <w:sz w:val="18"/>
+                <w:szCs w:val="18"/>
+                <w:color w:val="000000"/>
+              </w:rPr>
+            </w:pPr>
+            <w:r>
+              <w:rPr>
+                <w:rFonts w:ascii="Arial" w:hAnsi="Arial" w:eastAsia="Arial" w:cs="Arial"/>
+                <w:i w:val="false"/>
+                <w:b w:val="false"/>
+                <w:u w:val="none"/>
+                <w:strike w:val="false"/>
+                <w:sz w:val="18"/>
+                <w:szCs w:val="18"/>
+                <w:color w:val="000000"/>
+              </w:rPr>
+              <w:t xml:space="preserve">16 (3.6)</w:t>
+            </w:r>
+          </w:p>
+        </w:tc>
+      </w:tr>
+      <w:tr>
+        <w:trPr>
+          <w:trHeight w:val="360" w:hRule="auto"/>
+        </w:trPr>
+        <w:tc>
+          <w:tcPr>
+            <w:tcBorders>
+              <w:bottom w:val="single" w:sz="3" w:space="0" w:color="CCCCCC"/>
+              <w:top w:val="single" w:sz="3" w:space="0" w:color="CCCCCC"/>
+              <w:left w:val="single" w:sz="8" w:space="0" w:color="666666"/>
+              <w:right w:val="single" w:sz="3" w:space="0" w:color="CCCCCC"/>
+            </w:tcBorders>
+            <w:shd w:val="clear" w:color="auto" w:fill="FFFFFF"/>
+            <w:tcMar>
+              <w:top w:w="0" w:type="dxa"/>
+              <w:bottom w:w="0" w:type="dxa"/>
+              <w:left w:w="0" w:type="dxa"/>
+              <w:right w:w="0" w:type="dxa"/>
+            </w:tcMar>
+            <w:vAlign w:val="center"/>
+          </w:tcPr>
+          <w:p>
+            <w:pPr>
+              <w:pStyle w:val="Normal"/>
+              <w:jc w:val="left"/>
+              <w:pBdr>
+                <w:bottom w:val="none" w:sz="0" w:space="0" w:color="000000"/>
+                <w:top w:val="none" w:sz="0" w:space="0" w:color="000000"/>
+                <w:left w:val="none" w:sz="0" w:space="0" w:color="000000"/>
+                <w:right w:val="none" w:sz="0" w:space="0" w:color="000000"/>
+              </w:pBdr>
+              <w:spacing w:after="40" w:before="40" w:line="240"/>
+              <w:ind w:left="300" w:right="100" w:firstLine="0" w:firstLineChars="0"/>
+              <w:rPr>
+                <w:rFonts w:ascii="Arial" w:hAnsi="Arial" w:eastAsia="Arial" w:cs="Arial"/>
+                <w:i w:val="false"/>
+                <w:b w:val="false"/>
+                <w:u w:val="none"/>
+                <w:strike w:val="false"/>
+                <w:sz w:val="18"/>
+                <w:szCs w:val="18"/>
+                <w:color w:val="000000"/>
+              </w:rPr>
+            </w:pPr>
+            <w:r>
+              <w:rPr>
+                <w:rFonts w:ascii="Arial" w:hAnsi="Arial" w:eastAsia="Arial" w:cs="Arial"/>
+                <w:i w:val="false"/>
+                <w:b w:val="false"/>
+                <w:u w:val="none"/>
+                <w:strike w:val="false"/>
+                <w:sz w:val="18"/>
+                <w:szCs w:val="18"/>
+                <w:color w:val="000000"/>
+              </w:rPr>
+              <w:t xml:space="preserve">  OTHER MAJOR DEVIATION</w:t>
+            </w:r>
+          </w:p>
+        </w:tc>
+        <w:tc>
+          <w:tcPr>
+            <w:tcBorders>
+              <w:bottom w:val="single" w:sz="3" w:space="0" w:color="CCCCCC"/>
+              <w:top w:val="single" w:sz="3" w:space="0" w:color="CCCCCC"/>
+              <w:left w:val="single" w:sz="3" w:space="0" w:color="CCCCCC"/>
+              <w:right w:val="single" w:sz="3" w:space="0" w:color="CCCCCC"/>
+            </w:tcBorders>
+            <w:shd w:val="clear" w:color="auto" w:fill="FFFFFF"/>
+            <w:tcMar>
+              <w:top w:w="0" w:type="dxa"/>
+              <w:bottom w:w="0" w:type="dxa"/>
+              <w:left w:w="0" w:type="dxa"/>
+              <w:right w:w="0" w:type="dxa"/>
+            </w:tcMar>
+            <w:vAlign w:val="center"/>
+          </w:tcPr>
+          <w:p>
+            <w:pPr>
+              <w:pStyle w:val="Normal"/>
+              <w:jc w:val="center"/>
+              <w:pBdr>
+                <w:bottom w:val="none" w:sz="0" w:space="0" w:color="000000"/>
+                <w:top w:val="none" w:sz="0" w:space="0" w:color="000000"/>
+                <w:left w:val="none" w:sz="0" w:space="0" w:color="000000"/>
+                <w:right w:val="none" w:sz="0" w:space="0" w:color="000000"/>
+              </w:pBdr>
+              <w:spacing w:after="40" w:before="40" w:line="240"/>
+              <w:ind w:left="100" w:right="100" w:firstLine="0" w:firstLineChars="0"/>
+              <w:rPr>
+                <w:rFonts w:ascii="Arial" w:hAnsi="Arial" w:eastAsia="Arial" w:cs="Arial"/>
+                <w:i w:val="false"/>
+                <w:b w:val="false"/>
+                <w:u w:val="none"/>
+                <w:strike w:val="false"/>
+                <w:sz w:val="18"/>
+                <w:szCs w:val="18"/>
+                <w:color w:val="000000"/>
+              </w:rPr>
+            </w:pPr>
+            <w:r>
+              <w:rPr>
+                <w:rFonts w:ascii="Arial" w:hAnsi="Arial" w:eastAsia="Arial" w:cs="Arial"/>
+                <w:i w:val="false"/>
+                <w:b w:val="false"/>
+                <w:u w:val="none"/>
+                <w:strike w:val="false"/>
+                <w:sz w:val="18"/>
+                <w:szCs w:val="18"/>
+                <w:color w:val="000000"/>
+              </w:rPr>
+              <w:t xml:space="preserve">4 (1.8)</w:t>
+            </w:r>
+          </w:p>
+        </w:tc>
+        <w:tc>
+          <w:tcPr>
+            <w:tcBorders>
+              <w:bottom w:val="single" w:sz="3" w:space="0" w:color="CCCCCC"/>
+              <w:top w:val="single" w:sz="3" w:space="0" w:color="CCCCCC"/>
+              <w:left w:val="single" w:sz="3" w:space="0" w:color="CCCCCC"/>
+              <w:right w:val="single" w:sz="3" w:space="0" w:color="CCCCCC"/>
+            </w:tcBorders>
+            <w:shd w:val="clear" w:color="auto" w:fill="FFFFFF"/>
+            <w:tcMar>
+              <w:top w:w="0" w:type="dxa"/>
+              <w:bottom w:w="0" w:type="dxa"/>
+              <w:left w:w="0" w:type="dxa"/>
+              <w:right w:w="0" w:type="dxa"/>
+            </w:tcMar>
+            <w:vAlign w:val="center"/>
+          </w:tcPr>
+          <w:p>
+            <w:pPr>
+              <w:pStyle w:val="Normal"/>
+              <w:jc w:val="center"/>
+              <w:pBdr>
+                <w:bottom w:val="none" w:sz="0" w:space="0" w:color="000000"/>
+                <w:top w:val="none" w:sz="0" w:space="0" w:color="000000"/>
+                <w:left w:val="none" w:sz="0" w:space="0" w:color="000000"/>
+                <w:right w:val="none" w:sz="0" w:space="0" w:color="000000"/>
+              </w:pBdr>
+              <w:spacing w:after="40" w:before="40" w:line="240"/>
+              <w:ind w:left="100" w:right="100" w:firstLine="0" w:firstLineChars="0"/>
+              <w:rPr>
+                <w:rFonts w:ascii="Arial" w:hAnsi="Arial" w:eastAsia="Arial" w:cs="Arial"/>
+                <w:i w:val="false"/>
+                <w:b w:val="false"/>
+                <w:u w:val="none"/>
+                <w:strike w:val="false"/>
+                <w:sz w:val="18"/>
+                <w:szCs w:val="18"/>
+                <w:color w:val="000000"/>
+              </w:rPr>
+            </w:pPr>
+            <w:r>
+              <w:rPr>
+                <w:rFonts w:ascii="Arial" w:hAnsi="Arial" w:eastAsia="Arial" w:cs="Arial"/>
+                <w:i w:val="false"/>
+                <w:b w:val="false"/>
+                <w:u w:val="none"/>
+                <w:strike w:val="false"/>
+                <w:sz w:val="18"/>
+                <w:szCs w:val="18"/>
+                <w:color w:val="000000"/>
+              </w:rPr>
+              <w:t xml:space="preserve">2 (0.9)</w:t>
+            </w:r>
+          </w:p>
+        </w:tc>
+        <w:tc>
+          <w:tcPr>
+            <w:tcBorders>
+              <w:bottom w:val="single" w:sz="3" w:space="0" w:color="CCCCCC"/>
+              <w:top w:val="single" w:sz="3" w:space="0" w:color="CCCCCC"/>
+              <w:left w:val="single" w:sz="3" w:space="0" w:color="CCCCCC"/>
+              <w:right w:val="single" w:sz="8" w:space="0" w:color="666666"/>
+            </w:tcBorders>
+            <w:shd w:val="clear" w:color="auto" w:fill="FFFFFF"/>
+            <w:tcMar>
+              <w:top w:w="0" w:type="dxa"/>
+              <w:bottom w:w="0" w:type="dxa"/>
+              <w:left w:w="0" w:type="dxa"/>
+              <w:right w:w="0" w:type="dxa"/>
+            </w:tcMar>
+            <w:vAlign w:val="center"/>
+          </w:tcPr>
+          <w:p>
+            <w:pPr>
+              <w:pStyle w:val="Normal"/>
+              <w:jc w:val="center"/>
+              <w:pBdr>
+                <w:bottom w:val="none" w:sz="0" w:space="0" w:color="000000"/>
+                <w:top w:val="none" w:sz="0" w:space="0" w:color="000000"/>
+                <w:left w:val="none" w:sz="0" w:space="0" w:color="000000"/>
+                <w:right w:val="none" w:sz="0" w:space="0" w:color="000000"/>
+              </w:pBdr>
+              <w:spacing w:after="40" w:before="40" w:line="240"/>
+              <w:ind w:left="100" w:right="100" w:firstLine="0" w:firstLineChars="0"/>
+              <w:rPr>
+                <w:rFonts w:ascii="Arial" w:hAnsi="Arial" w:eastAsia="Arial" w:cs="Arial"/>
+                <w:i w:val="false"/>
+                <w:b w:val="false"/>
+                <w:u w:val="none"/>
+                <w:strike w:val="false"/>
+                <w:sz w:val="18"/>
+                <w:szCs w:val="18"/>
+                <w:color w:val="000000"/>
+              </w:rPr>
+            </w:pPr>
+            <w:r>
+              <w:rPr>
+                <w:rFonts w:ascii="Arial" w:hAnsi="Arial" w:eastAsia="Arial" w:cs="Arial"/>
+                <w:i w:val="false"/>
+                <w:b w:val="false"/>
+                <w:u w:val="none"/>
+                <w:strike w:val="false"/>
+                <w:sz w:val="18"/>
+                <w:szCs w:val="18"/>
+                <w:color w:val="000000"/>
+              </w:rPr>
+              <w:t xml:space="preserve">6 (1.3)</w:t>
+            </w:r>
+          </w:p>
+        </w:tc>
+      </w:tr>
+      <w:tr>
+        <w:trPr>
+          <w:trHeight w:val="360" w:hRule="auto"/>
+        </w:trPr>
+        <w:tc>
+          <w:tcPr>
+            <w:tcBorders>
+              <w:bottom w:val="single" w:sz="3" w:space="0" w:color="CCCCCC"/>
+              <w:top w:val="single" w:sz="3" w:space="0" w:color="CCCCCC"/>
+              <w:left w:val="single" w:sz="8" w:space="0" w:color="666666"/>
+              <w:right w:val="single" w:sz="3" w:space="0" w:color="CCCCCC"/>
+            </w:tcBorders>
+            <w:shd w:val="clear" w:color="auto" w:fill="FFFFFF"/>
+            <w:tcMar>
+              <w:top w:w="0" w:type="dxa"/>
+              <w:bottom w:w="0" w:type="dxa"/>
+              <w:left w:w="0" w:type="dxa"/>
+              <w:right w:w="0" w:type="dxa"/>
+            </w:tcMar>
+            <w:vAlign w:val="center"/>
+          </w:tcPr>
+          <w:p>
+            <w:pPr>
+              <w:pStyle w:val="Normal"/>
+              <w:jc w:val="left"/>
+              <w:pBdr>
+                <w:bottom w:val="none" w:sz="0" w:space="0" w:color="000000"/>
+                <w:top w:val="none" w:sz="0" w:space="0" w:color="000000"/>
+                <w:left w:val="none" w:sz="0" w:space="0" w:color="000000"/>
+                <w:right w:val="none" w:sz="0" w:space="0" w:color="000000"/>
+              </w:pBdr>
+              <w:spacing w:after="40" w:before="40" w:line="240"/>
+              <w:ind w:left="300" w:right="100" w:firstLine="0" w:firstLineChars="0"/>
+              <w:rPr>
+                <w:rFonts w:ascii="Arial" w:hAnsi="Arial" w:eastAsia="Arial" w:cs="Arial"/>
+                <w:i w:val="false"/>
+                <w:b w:val="false"/>
+                <w:u w:val="none"/>
+                <w:strike w:val="false"/>
+                <w:sz w:val="18"/>
+                <w:szCs w:val="18"/>
+                <w:color w:val="000000"/>
+              </w:rPr>
+            </w:pPr>
+            <w:r>
+              <w:rPr>
+                <w:rFonts w:ascii="Arial" w:hAnsi="Arial" w:eastAsia="Arial" w:cs="Arial"/>
+                <w:i w:val="false"/>
+                <w:b w:val="false"/>
+                <w:u w:val="none"/>
+                <w:strike w:val="false"/>
+                <w:sz w:val="18"/>
+                <w:szCs w:val="18"/>
+                <w:color w:val="000000"/>
+              </w:rPr>
+              <w:t xml:space="preserve">  PROHIBITED CONCOMITANT MEDICATION</w:t>
+            </w:r>
+          </w:p>
+        </w:tc>
+        <w:tc>
+          <w:tcPr>
+            <w:tcBorders>
+              <w:bottom w:val="single" w:sz="3" w:space="0" w:color="CCCCCC"/>
+              <w:top w:val="single" w:sz="3" w:space="0" w:color="CCCCCC"/>
+              <w:left w:val="single" w:sz="3" w:space="0" w:color="CCCCCC"/>
+              <w:right w:val="single" w:sz="3" w:space="0" w:color="CCCCCC"/>
+            </w:tcBorders>
+            <w:shd w:val="clear" w:color="auto" w:fill="FFFFFF"/>
+            <w:tcMar>
+              <w:top w:w="0" w:type="dxa"/>
+              <w:bottom w:w="0" w:type="dxa"/>
+              <w:left w:w="0" w:type="dxa"/>
+              <w:right w:w="0" w:type="dxa"/>
+            </w:tcMar>
+            <w:vAlign w:val="center"/>
+          </w:tcPr>
+          <w:p>
+            <w:pPr>
+              <w:pStyle w:val="Normal"/>
+              <w:jc w:val="center"/>
+              <w:pBdr>
+                <w:bottom w:val="none" w:sz="0" w:space="0" w:color="000000"/>
+                <w:top w:val="none" w:sz="0" w:space="0" w:color="000000"/>
+                <w:left w:val="none" w:sz="0" w:space="0" w:color="000000"/>
+                <w:right w:val="none" w:sz="0" w:space="0" w:color="000000"/>
+              </w:pBdr>
+              <w:spacing w:after="40" w:before="40" w:line="240"/>
+              <w:ind w:left="100" w:right="100" w:firstLine="0" w:firstLineChars="0"/>
+              <w:rPr>
+                <w:rFonts w:ascii="Arial" w:hAnsi="Arial" w:eastAsia="Arial" w:cs="Arial"/>
+                <w:i w:val="false"/>
+                <w:b w:val="false"/>
+                <w:u w:val="none"/>
+                <w:strike w:val="false"/>
+                <w:sz w:val="18"/>
+                <w:szCs w:val="18"/>
+                <w:color w:val="000000"/>
+              </w:rPr>
+            </w:pPr>
+            <w:r>
+              <w:rPr>
+                <w:rFonts w:ascii="Arial" w:hAnsi="Arial" w:eastAsia="Arial" w:cs="Arial"/>
+                <w:i w:val="false"/>
+                <w:b w:val="false"/>
+                <w:u w:val="none"/>
+                <w:strike w:val="false"/>
+                <w:sz w:val="18"/>
+                <w:szCs w:val="18"/>
+                <w:color w:val="000000"/>
+              </w:rPr>
+              <w:t xml:space="preserve">6 (2.7)</w:t>
+            </w:r>
+          </w:p>
+        </w:tc>
+        <w:tc>
+          <w:tcPr>
+            <w:tcBorders>
+              <w:bottom w:val="single" w:sz="3" w:space="0" w:color="CCCCCC"/>
+              <w:top w:val="single" w:sz="3" w:space="0" w:color="CCCCCC"/>
+              <w:left w:val="single" w:sz="3" w:space="0" w:color="CCCCCC"/>
+              <w:right w:val="single" w:sz="3" w:space="0" w:color="CCCCCC"/>
+            </w:tcBorders>
+            <w:shd w:val="clear" w:color="auto" w:fill="FFFFFF"/>
+            <w:tcMar>
+              <w:top w:w="0" w:type="dxa"/>
+              <w:bottom w:w="0" w:type="dxa"/>
+              <w:left w:w="0" w:type="dxa"/>
+              <w:right w:w="0" w:type="dxa"/>
+            </w:tcMar>
+            <w:vAlign w:val="center"/>
+          </w:tcPr>
+          <w:p>
+            <w:pPr>
+              <w:pStyle w:val="Normal"/>
+              <w:jc w:val="center"/>
+              <w:pBdr>
+                <w:bottom w:val="none" w:sz="0" w:space="0" w:color="000000"/>
+                <w:top w:val="none" w:sz="0" w:space="0" w:color="000000"/>
+                <w:left w:val="none" w:sz="0" w:space="0" w:color="000000"/>
+                <w:right w:val="none" w:sz="0" w:space="0" w:color="000000"/>
+              </w:pBdr>
+              <w:spacing w:after="40" w:before="40" w:line="240"/>
+              <w:ind w:left="100" w:right="100" w:firstLine="0" w:firstLineChars="0"/>
+              <w:rPr>
+                <w:rFonts w:ascii="Arial" w:hAnsi="Arial" w:eastAsia="Arial" w:cs="Arial"/>
+                <w:i w:val="false"/>
+                <w:b w:val="false"/>
+                <w:u w:val="none"/>
+                <w:strike w:val="false"/>
+                <w:sz w:val="18"/>
+                <w:szCs w:val="18"/>
+                <w:color w:val="000000"/>
+              </w:rPr>
+            </w:pPr>
+            <w:r>
+              <w:rPr>
+                <w:rFonts w:ascii="Arial" w:hAnsi="Arial" w:eastAsia="Arial" w:cs="Arial"/>
+                <w:i w:val="false"/>
+                <w:b w:val="false"/>
+                <w:u w:val="none"/>
+                <w:strike w:val="false"/>
+                <w:sz w:val="18"/>
+                <w:szCs w:val="18"/>
+                <w:color w:val="000000"/>
+              </w:rPr>
+              <w:t xml:space="preserve">6 (2.7)</w:t>
+            </w:r>
+          </w:p>
+        </w:tc>
+        <w:tc>
+          <w:tcPr>
+            <w:tcBorders>
+              <w:bottom w:val="single" w:sz="3" w:space="0" w:color="CCCCCC"/>
+              <w:top w:val="single" w:sz="3" w:space="0" w:color="CCCCCC"/>
+              <w:left w:val="single" w:sz="3" w:space="0" w:color="CCCCCC"/>
+              <w:right w:val="single" w:sz="8" w:space="0" w:color="666666"/>
+            </w:tcBorders>
+            <w:shd w:val="clear" w:color="auto" w:fill="FFFFFF"/>
+            <w:tcMar>
+              <w:top w:w="0" w:type="dxa"/>
+              <w:bottom w:w="0" w:type="dxa"/>
+              <w:left w:w="0" w:type="dxa"/>
+              <w:right w:w="0" w:type="dxa"/>
+            </w:tcMar>
+            <w:vAlign w:val="center"/>
+          </w:tcPr>
+          <w:p>
+            <w:pPr>
+              <w:pStyle w:val="Normal"/>
+              <w:jc w:val="center"/>
+              <w:pBdr>
+                <w:bottom w:val="none" w:sz="0" w:space="0" w:color="000000"/>
+                <w:top w:val="none" w:sz="0" w:space="0" w:color="000000"/>
+                <w:left w:val="none" w:sz="0" w:space="0" w:color="000000"/>
+                <w:right w:val="none" w:sz="0" w:space="0" w:color="000000"/>
+              </w:pBdr>
+              <w:spacing w:after="40" w:before="40" w:line="240"/>
+              <w:ind w:left="100" w:right="100" w:firstLine="0" w:firstLineChars="0"/>
+              <w:rPr>
+                <w:rFonts w:ascii="Arial" w:hAnsi="Arial" w:eastAsia="Arial" w:cs="Arial"/>
+                <w:i w:val="false"/>
+                <w:b w:val="false"/>
+                <w:u w:val="none"/>
+                <w:strike w:val="false"/>
+                <w:sz w:val="18"/>
+                <w:szCs w:val="18"/>
+                <w:color w:val="000000"/>
+              </w:rPr>
+            </w:pPr>
+            <w:r>
+              <w:rPr>
+                <w:rFonts w:ascii="Arial" w:hAnsi="Arial" w:eastAsia="Arial" w:cs="Arial"/>
+                <w:i w:val="false"/>
+                <w:b w:val="false"/>
+                <w:u w:val="none"/>
+                <w:strike w:val="false"/>
+                <w:sz w:val="18"/>
+                <w:szCs w:val="18"/>
+                <w:color w:val="000000"/>
+              </w:rPr>
+              <w:t xml:space="preserve">12 (2.7)</w:t>
+            </w:r>
+          </w:p>
+        </w:tc>
+      </w:tr>
+      <w:tr>
+        <w:trPr>
+          <w:trHeight w:val="360" w:hRule="auto"/>
+        </w:trPr>
+        <w:tc>
+          <w:tcPr>
+            <w:tcBorders>
               <w:bottom w:val="single" w:sz="8" w:space="0" w:color="666666"/>
               <w:top w:val="single" w:sz="3" w:space="0" w:color="CCCCCC"/>
               <w:left w:val="single" w:sz="8" w:space="0" w:color="666666"/>
@@ -1411,7 +3211,7 @@
                 <w:szCs w:val="18"/>
                 <w:color w:val="000000"/>
               </w:rPr>
-              <w:t xml:space="preserve">  STUDY-DRUG ELIGIBILITY</w:t>
+              <w:t xml:space="preserve">  ELIGIBILITY VIOLATION</w:t>
             </w:r>
           </w:p>
         </w:tc>
@@ -1466,7 +3266,7 @@
                 <w:szCs w:val="18"/>
                 <w:color w:val="000000"/>
               </w:rPr>
-              <w:t xml:space="preserve">0 (0.0)</w:t>
+              <w:t xml:space="preserve">3 (1.3)</w:t>
             </w:r>
           </w:p>
         </w:tc>
@@ -1521,7 +3321,7 @@
                 <w:szCs w:val="18"/>
                 <w:color w:val="000000"/>
               </w:rPr>
-              <w:t xml:space="preserve">1 (0.4)</w:t>
+              <w:t xml:space="preserve">2 (0.9)</w:t>
             </w:r>
           </w:p>
         </w:tc>
@@ -1576,7 +3376,7 @@
                 <w:szCs w:val="18"/>
                 <w:color w:val="000000"/>
               </w:rPr>
-              <w:t xml:space="preserve">1 (0.2)</w:t>
+              <w:t xml:space="preserve">5 (1.1)</w:t>
             </w:r>
           </w:p>
         </w:tc>

--- a/tfl/tables/T-DV-01.docx
+++ b/tfl/tables/T-DV-01.docx
@@ -3491,7 +3491,7 @@
           <w:szCs w:val="14"/>
           <w:color w:val="C0392B"/>
         </w:rPr>
-        <w:t xml:space="preserve">DRAFT — produced 2026-05-17 — synthetic data, NOT for regulatory submission</w:t>
+        <w:t xml:space="preserve">DRAFT — produced 2026-06-05 — synthetic data, NOT for regulatory submission</w:t>
       </w:r>
     </w:p>
     <w:sectPr>

--- a/tfl/tables/T-DV-01.docx
+++ b/tfl/tables/T-DV-01.docx
@@ -1411,7 +1411,7 @@
                 <w:szCs w:val="18"/>
                 <w:color w:val="000000"/>
               </w:rPr>
-              <w:t xml:space="preserve">  VISIT WINDOW VIOLATION</w:t>
+              <w:t xml:space="preserve">  ASSESSMENT OUTSIDE PROTOCOL WINDOW</w:t>
             </w:r>
           </w:p>
         </w:tc>
@@ -1636,7 +1636,7 @@
                 <w:szCs w:val="18"/>
                 <w:color w:val="000000"/>
               </w:rPr>
-              <w:t xml:space="preserve">  PROCEDURAL DEVIATION</w:t>
+              <w:t xml:space="preserve">  OTHER</w:t>
             </w:r>
           </w:p>
         </w:tc>
@@ -1691,7 +1691,7 @@
                 <w:szCs w:val="18"/>
                 <w:color w:val="000000"/>
               </w:rPr>
-              <w:t xml:space="preserve">13 (5.8)</w:t>
+              <w:t xml:space="preserve">17 (7.6)</w:t>
             </w:r>
           </w:p>
         </w:tc>
@@ -1746,7 +1746,7 @@
                 <w:szCs w:val="18"/>
                 <w:color w:val="000000"/>
               </w:rPr>
-              <w:t xml:space="preserve">15 (6.7)</w:t>
+              <w:t xml:space="preserve">17 (7.6)</w:t>
             </w:r>
           </w:p>
         </w:tc>
@@ -1801,7 +1801,7 @@
                 <w:szCs w:val="18"/>
                 <w:color w:val="000000"/>
               </w:rPr>
-              <w:t xml:space="preserve">28 (6.2)</w:t>
+              <w:t xml:space="preserve">34 (7.6)</w:t>
             </w:r>
           </w:p>
         </w:tc>
@@ -1861,7 +1861,7 @@
                 <w:szCs w:val="18"/>
                 <w:color w:val="000000"/>
               </w:rPr>
-              <w:t xml:space="preserve">  MISSED LAB / VITALS</w:t>
+              <w:t xml:space="preserve">  MISSED ROUTINE ASSESSMENT</w:t>
             </w:r>
           </w:p>
         </w:tc>
@@ -2311,7 +2311,7 @@
                 <w:szCs w:val="18"/>
                 <w:color w:val="000000"/>
               </w:rPr>
-              <w:t xml:space="preserve">  DOSE MODIFICATION VIOLATION</w:t>
+              <w:t xml:space="preserve">  DOSE MODIFICATION ERROR</w:t>
             </w:r>
           </w:p>
         </w:tc>
@@ -2536,7 +2536,7 @@
                 <w:szCs w:val="18"/>
                 <w:color w:val="000000"/>
               </w:rPr>
-              <w:t xml:space="preserve">  MISSED TUMOUR ASSESSMENTS</w:t>
+              <w:t xml:space="preserve">  MISSED REQUIRED EFFICACY ASSESSMENT</w:t>
             </w:r>
           </w:p>
         </w:tc>
@@ -2761,7 +2761,7 @@
                 <w:szCs w:val="18"/>
                 <w:color w:val="000000"/>
               </w:rPr>
-              <w:t xml:space="preserve">  OTHER MAJOR DEVIATION</w:t>
+              <w:t xml:space="preserve">  PROHIBITED CONCOMITANT MEDICATION</w:t>
             </w:r>
           </w:p>
         </w:tc>
@@ -2816,7 +2816,7 @@
                 <w:szCs w:val="18"/>
                 <w:color w:val="000000"/>
               </w:rPr>
-              <w:t xml:space="preserve">4 (1.8)</w:t>
+              <w:t xml:space="preserve">6 (2.7)</w:t>
             </w:r>
           </w:p>
         </w:tc>
@@ -2871,7 +2871,7 @@
                 <w:szCs w:val="18"/>
                 <w:color w:val="000000"/>
               </w:rPr>
-              <w:t xml:space="preserve">2 (0.9)</w:t>
+              <w:t xml:space="preserve">6 (2.7)</w:t>
             </w:r>
           </w:p>
         </w:tc>
@@ -2926,7 +2926,7 @@
                 <w:szCs w:val="18"/>
                 <w:color w:val="000000"/>
               </w:rPr>
-              <w:t xml:space="preserve">6 (1.3)</w:t>
+              <w:t xml:space="preserve">12 (2.7)</w:t>
             </w:r>
           </w:p>
         </w:tc>
@@ -2938,231 +2938,6 @@
         <w:tc>
           <w:tcPr>
             <w:tcBorders>
-              <w:bottom w:val="single" w:sz="3" w:space="0" w:color="CCCCCC"/>
-              <w:top w:val="single" w:sz="3" w:space="0" w:color="CCCCCC"/>
-              <w:left w:val="single" w:sz="8" w:space="0" w:color="666666"/>
-              <w:right w:val="single" w:sz="3" w:space="0" w:color="CCCCCC"/>
-            </w:tcBorders>
-            <w:shd w:val="clear" w:color="auto" w:fill="FFFFFF"/>
-            <w:tcMar>
-              <w:top w:w="0" w:type="dxa"/>
-              <w:bottom w:w="0" w:type="dxa"/>
-              <w:left w:w="0" w:type="dxa"/>
-              <w:right w:w="0" w:type="dxa"/>
-            </w:tcMar>
-            <w:vAlign w:val="center"/>
-          </w:tcPr>
-          <w:p>
-            <w:pPr>
-              <w:pStyle w:val="Normal"/>
-              <w:jc w:val="left"/>
-              <w:pBdr>
-                <w:bottom w:val="none" w:sz="0" w:space="0" w:color="000000"/>
-                <w:top w:val="none" w:sz="0" w:space="0" w:color="000000"/>
-                <w:left w:val="none" w:sz="0" w:space="0" w:color="000000"/>
-                <w:right w:val="none" w:sz="0" w:space="0" w:color="000000"/>
-              </w:pBdr>
-              <w:spacing w:after="40" w:before="40" w:line="240"/>
-              <w:ind w:left="300" w:right="100" w:firstLine="0" w:firstLineChars="0"/>
-              <w:rPr>
-                <w:rFonts w:ascii="Arial" w:hAnsi="Arial" w:eastAsia="Arial" w:cs="Arial"/>
-                <w:i w:val="false"/>
-                <w:b w:val="false"/>
-                <w:u w:val="none"/>
-                <w:strike w:val="false"/>
-                <w:sz w:val="18"/>
-                <w:szCs w:val="18"/>
-                <w:color w:val="000000"/>
-              </w:rPr>
-            </w:pPr>
-            <w:r>
-              <w:rPr>
-                <w:rFonts w:ascii="Arial" w:hAnsi="Arial" w:eastAsia="Arial" w:cs="Arial"/>
-                <w:i w:val="false"/>
-                <w:b w:val="false"/>
-                <w:u w:val="none"/>
-                <w:strike w:val="false"/>
-                <w:sz w:val="18"/>
-                <w:szCs w:val="18"/>
-                <w:color w:val="000000"/>
-              </w:rPr>
-              <w:t xml:space="preserve">  PROHIBITED CONCOMITANT MEDICATION</w:t>
-            </w:r>
-          </w:p>
-        </w:tc>
-        <w:tc>
-          <w:tcPr>
-            <w:tcBorders>
-              <w:bottom w:val="single" w:sz="3" w:space="0" w:color="CCCCCC"/>
-              <w:top w:val="single" w:sz="3" w:space="0" w:color="CCCCCC"/>
-              <w:left w:val="single" w:sz="3" w:space="0" w:color="CCCCCC"/>
-              <w:right w:val="single" w:sz="3" w:space="0" w:color="CCCCCC"/>
-            </w:tcBorders>
-            <w:shd w:val="clear" w:color="auto" w:fill="FFFFFF"/>
-            <w:tcMar>
-              <w:top w:w="0" w:type="dxa"/>
-              <w:bottom w:w="0" w:type="dxa"/>
-              <w:left w:w="0" w:type="dxa"/>
-              <w:right w:w="0" w:type="dxa"/>
-            </w:tcMar>
-            <w:vAlign w:val="center"/>
-          </w:tcPr>
-          <w:p>
-            <w:pPr>
-              <w:pStyle w:val="Normal"/>
-              <w:jc w:val="center"/>
-              <w:pBdr>
-                <w:bottom w:val="none" w:sz="0" w:space="0" w:color="000000"/>
-                <w:top w:val="none" w:sz="0" w:space="0" w:color="000000"/>
-                <w:left w:val="none" w:sz="0" w:space="0" w:color="000000"/>
-                <w:right w:val="none" w:sz="0" w:space="0" w:color="000000"/>
-              </w:pBdr>
-              <w:spacing w:after="40" w:before="40" w:line="240"/>
-              <w:ind w:left="100" w:right="100" w:firstLine="0" w:firstLineChars="0"/>
-              <w:rPr>
-                <w:rFonts w:ascii="Arial" w:hAnsi="Arial" w:eastAsia="Arial" w:cs="Arial"/>
-                <w:i w:val="false"/>
-                <w:b w:val="false"/>
-                <w:u w:val="none"/>
-                <w:strike w:val="false"/>
-                <w:sz w:val="18"/>
-                <w:szCs w:val="18"/>
-                <w:color w:val="000000"/>
-              </w:rPr>
-            </w:pPr>
-            <w:r>
-              <w:rPr>
-                <w:rFonts w:ascii="Arial" w:hAnsi="Arial" w:eastAsia="Arial" w:cs="Arial"/>
-                <w:i w:val="false"/>
-                <w:b w:val="false"/>
-                <w:u w:val="none"/>
-                <w:strike w:val="false"/>
-                <w:sz w:val="18"/>
-                <w:szCs w:val="18"/>
-                <w:color w:val="000000"/>
-              </w:rPr>
-              <w:t xml:space="preserve">6 (2.7)</w:t>
-            </w:r>
-          </w:p>
-        </w:tc>
-        <w:tc>
-          <w:tcPr>
-            <w:tcBorders>
-              <w:bottom w:val="single" w:sz="3" w:space="0" w:color="CCCCCC"/>
-              <w:top w:val="single" w:sz="3" w:space="0" w:color="CCCCCC"/>
-              <w:left w:val="single" w:sz="3" w:space="0" w:color="CCCCCC"/>
-              <w:right w:val="single" w:sz="3" w:space="0" w:color="CCCCCC"/>
-            </w:tcBorders>
-            <w:shd w:val="clear" w:color="auto" w:fill="FFFFFF"/>
-            <w:tcMar>
-              <w:top w:w="0" w:type="dxa"/>
-              <w:bottom w:w="0" w:type="dxa"/>
-              <w:left w:w="0" w:type="dxa"/>
-              <w:right w:w="0" w:type="dxa"/>
-            </w:tcMar>
-            <w:vAlign w:val="center"/>
-          </w:tcPr>
-          <w:p>
-            <w:pPr>
-              <w:pStyle w:val="Normal"/>
-              <w:jc w:val="center"/>
-              <w:pBdr>
-                <w:bottom w:val="none" w:sz="0" w:space="0" w:color="000000"/>
-                <w:top w:val="none" w:sz="0" w:space="0" w:color="000000"/>
-                <w:left w:val="none" w:sz="0" w:space="0" w:color="000000"/>
-                <w:right w:val="none" w:sz="0" w:space="0" w:color="000000"/>
-              </w:pBdr>
-              <w:spacing w:after="40" w:before="40" w:line="240"/>
-              <w:ind w:left="100" w:right="100" w:firstLine="0" w:firstLineChars="0"/>
-              <w:rPr>
-                <w:rFonts w:ascii="Arial" w:hAnsi="Arial" w:eastAsia="Arial" w:cs="Arial"/>
-                <w:i w:val="false"/>
-                <w:b w:val="false"/>
-                <w:u w:val="none"/>
-                <w:strike w:val="false"/>
-                <w:sz w:val="18"/>
-                <w:szCs w:val="18"/>
-                <w:color w:val="000000"/>
-              </w:rPr>
-            </w:pPr>
-            <w:r>
-              <w:rPr>
-                <w:rFonts w:ascii="Arial" w:hAnsi="Arial" w:eastAsia="Arial" w:cs="Arial"/>
-                <w:i w:val="false"/>
-                <w:b w:val="false"/>
-                <w:u w:val="none"/>
-                <w:strike w:val="false"/>
-                <w:sz w:val="18"/>
-                <w:szCs w:val="18"/>
-                <w:color w:val="000000"/>
-              </w:rPr>
-              <w:t xml:space="preserve">6 (2.7)</w:t>
-            </w:r>
-          </w:p>
-        </w:tc>
-        <w:tc>
-          <w:tcPr>
-            <w:tcBorders>
-              <w:bottom w:val="single" w:sz="3" w:space="0" w:color="CCCCCC"/>
-              <w:top w:val="single" w:sz="3" w:space="0" w:color="CCCCCC"/>
-              <w:left w:val="single" w:sz="3" w:space="0" w:color="CCCCCC"/>
-              <w:right w:val="single" w:sz="8" w:space="0" w:color="666666"/>
-            </w:tcBorders>
-            <w:shd w:val="clear" w:color="auto" w:fill="FFFFFF"/>
-            <w:tcMar>
-              <w:top w:w="0" w:type="dxa"/>
-              <w:bottom w:w="0" w:type="dxa"/>
-              <w:left w:w="0" w:type="dxa"/>
-              <w:right w:w="0" w:type="dxa"/>
-            </w:tcMar>
-            <w:vAlign w:val="center"/>
-          </w:tcPr>
-          <w:p>
-            <w:pPr>
-              <w:pStyle w:val="Normal"/>
-              <w:jc w:val="center"/>
-              <w:pBdr>
-                <w:bottom w:val="none" w:sz="0" w:space="0" w:color="000000"/>
-                <w:top w:val="none" w:sz="0" w:space="0" w:color="000000"/>
-                <w:left w:val="none" w:sz="0" w:space="0" w:color="000000"/>
-                <w:right w:val="none" w:sz="0" w:space="0" w:color="000000"/>
-              </w:pBdr>
-              <w:spacing w:after="40" w:before="40" w:line="240"/>
-              <w:ind w:left="100" w:right="100" w:firstLine="0" w:firstLineChars="0"/>
-              <w:rPr>
-                <w:rFonts w:ascii="Arial" w:hAnsi="Arial" w:eastAsia="Arial" w:cs="Arial"/>
-                <w:i w:val="false"/>
-                <w:b w:val="false"/>
-                <w:u w:val="none"/>
-                <w:strike w:val="false"/>
-                <w:sz w:val="18"/>
-                <w:szCs w:val="18"/>
-                <w:color w:val="000000"/>
-              </w:rPr>
-            </w:pPr>
-            <w:r>
-              <w:rPr>
-                <w:rFonts w:ascii="Arial" w:hAnsi="Arial" w:eastAsia="Arial" w:cs="Arial"/>
-                <w:i w:val="false"/>
-                <w:b w:val="false"/>
-                <w:u w:val="none"/>
-                <w:strike w:val="false"/>
-                <w:sz w:val="18"/>
-                <w:szCs w:val="18"/>
-                <w:color w:val="000000"/>
-              </w:rPr>
-              <w:t xml:space="preserve">12 (2.7)</w:t>
-            </w:r>
-          </w:p>
-        </w:tc>
-      </w:tr>
-      <w:tr>
-        <w:trPr>
-          <w:trHeight w:val="360" w:hRule="auto"/>
-        </w:trPr>
-        <w:tc>
-          <w:tcPr>
-            <w:tcBorders>
               <w:bottom w:val="single" w:sz="8" w:space="0" w:color="666666"/>
               <w:top w:val="single" w:sz="3" w:space="0" w:color="CCCCCC"/>
               <w:left w:val="single" w:sz="8" w:space="0" w:color="666666"/>
@@ -3211,7 +2986,7 @@
                 <w:szCs w:val="18"/>
                 <w:color w:val="000000"/>
               </w:rPr>
-              <w:t xml:space="preserve">  ELIGIBILITY VIOLATION</w:t>
+              <w:t xml:space="preserve">  ENROLLMENT/ELIGIBILITY CRITERIA NOT MET</w:t>
             </w:r>
           </w:p>
         </w:tc>
@@ -3491,7 +3266,7 @@
           <w:szCs w:val="14"/>
           <w:color w:val="C0392B"/>
         </w:rPr>
-        <w:t xml:space="preserve">DRAFT — produced 2026-06-05 — synthetic data, NOT for regulatory submission</w:t>
+        <w:t xml:space="preserve">DRAFT — produced 2026-07-19 — synthetic data, NOT for regulatory submission</w:t>
       </w:r>
     </w:p>
     <w:sectPr>
